--- a/ISYE6501_IntrotoAnalyticsModeling/01_Data/Homework6_ISYE6501/Homework6.docx
+++ b/ISYE6501_IntrotoAnalyticsModeling/01_Data/Homework6_ISYE6501/Homework6.docx
@@ -1,6 +1,6 @@
 
 <file path=word/document.xml><?xml version="1.0" encoding="utf-8"?>
-<w:document xmlns:wpc="http://schemas.microsoft.com/office/word/2010/wordprocessingCanvas" xmlns:mc="http://schemas.openxmlformats.org/markup-compatibility/2006" xmlns:o="urn:schemas-microsoft-com:office:office" xmlns:r="http://schemas.openxmlformats.org/officeDocument/2006/relationships" xmlns:m="http://schemas.openxmlformats.org/officeDocument/2006/math" xmlns:v="urn:schemas-microsoft-com:vml" xmlns:wp14="http://schemas.microsoft.com/office/word/2010/wordprocessingDrawing" xmlns:wp="http://schemas.openxmlformats.org/drawingml/2006/wordprocessingDrawing" xmlns:w10="urn:schemas-microsoft-com:office:word" xmlns:w="http://schemas.openxmlformats.org/wordprocessingml/2006/main" xmlns:w14="http://schemas.microsoft.com/office/word/2010/wordml" xmlns:wpg="http://schemas.microsoft.com/office/word/2010/wordprocessingGroup" xmlns:wpi="http://schemas.microsoft.com/office/word/2010/wordprocessingInk" xmlns:wne="http://schemas.microsoft.com/office/word/2006/wordml" xmlns:wps="http://schemas.microsoft.com/office/word/2010/wordprocessingShape" mc:Ignorable="w14 wp14">
+<w:document xmlns:wpc="http://schemas.microsoft.com/office/word/2010/wordprocessingCanvas" xmlns:cx="http://schemas.microsoft.com/office/drawing/2014/chartex" xmlns:cx1="http://schemas.microsoft.com/office/drawing/2015/9/8/chartex" xmlns:cx2="http://schemas.microsoft.com/office/drawing/2015/10/21/chartex" xmlns:cx3="http://schemas.microsoft.com/office/drawing/2016/5/9/chartex" xmlns:cx4="http://schemas.microsoft.com/office/drawing/2016/5/10/chartex" xmlns:cx5="http://schemas.microsoft.com/office/drawing/2016/5/11/chartex" xmlns:cx6="http://schemas.microsoft.com/office/drawing/2016/5/12/chartex" xmlns:cx7="http://schemas.microsoft.com/office/drawing/2016/5/13/chartex" xmlns:cx8="http://schemas.microsoft.com/office/drawing/2016/5/14/chartex" xmlns:mc="http://schemas.openxmlformats.org/markup-compatibility/2006" xmlns:aink="http://schemas.microsoft.com/office/drawing/2016/ink" xmlns:am3d="http://schemas.microsoft.com/office/drawing/2017/model3d" xmlns:o="urn:schemas-microsoft-com:office:office" xmlns:oel="http://schemas.microsoft.com/office/2019/extlst" xmlns:r="http://schemas.openxmlformats.org/officeDocument/2006/relationships" xmlns:m="http://schemas.openxmlformats.org/officeDocument/2006/math" xmlns:v="urn:schemas-microsoft-com:vml" xmlns:wp14="http://schemas.microsoft.com/office/word/2010/wordprocessingDrawing" xmlns:wp="http://schemas.openxmlformats.org/drawingml/2006/wordprocessingDrawing" xmlns:w10="urn:schemas-microsoft-com:office:word" xmlns:w="http://schemas.openxmlformats.org/wordprocessingml/2006/main" xmlns:w14="http://schemas.microsoft.com/office/word/2010/wordml" xmlns:w15="http://schemas.microsoft.com/office/word/2012/wordml" xmlns:w16cex="http://schemas.microsoft.com/office/word/2018/wordml/cex" xmlns:w16cid="http://schemas.microsoft.com/office/word/2016/wordml/cid" xmlns:w16="http://schemas.microsoft.com/office/word/2018/wordml" xmlns:w16du="http://schemas.microsoft.com/office/word/2023/wordml/word16du" xmlns:w16sdtdh="http://schemas.microsoft.com/office/word/2020/wordml/sdtdatahash" xmlns:w16sdtfl="http://schemas.microsoft.com/office/word/2024/wordml/sdtformatlock" xmlns:w16se="http://schemas.microsoft.com/office/word/2015/wordml/symex" xmlns:wpg="http://schemas.microsoft.com/office/word/2010/wordprocessingGroup" xmlns:wpi="http://schemas.microsoft.com/office/word/2010/wordprocessingInk" xmlns:wne="http://schemas.microsoft.com/office/word/2006/wordml" xmlns:wps="http://schemas.microsoft.com/office/word/2010/wordprocessingShape" mc:Ignorable="w14 w15 w16se w16cid w16 w16cex w16sdtdh w16sdtfl w16du wp14">
   <w:body>
     <w:p>
       <w:pPr>
@@ -38,14 +38,12 @@
       <w:r>
         <w:t xml:space="preserve">data set </w:t>
       </w:r>
-      <w:bookmarkStart w:id="0" w:name="_GoBack"/>
       <w:r>
         <w:rPr>
           <w:rFonts w:ascii="Courier New" w:hAnsi="Courier New" w:cs="Courier New"/>
         </w:rPr>
         <w:t>uscrime.txt</w:t>
       </w:r>
-      <w:bookmarkEnd w:id="0"/>
       <w:r>
         <w:t xml:space="preserve"> </w:t>
       </w:r>
@@ -65,7 +63,15 @@
         <w:t>gression model using the first few</w:t>
       </w:r>
       <w:r>
-        <w:t xml:space="preserve"> principal components.  Specify your new model in terms of the original variables (not the principal components), and compare its quality to that of your solution to </w:t>
+        <w:t xml:space="preserve"> principal components.  Specify your new model in terms of the original variables (not the principal components</w:t>
+      </w:r>
+      <w:proofErr w:type="gramStart"/>
+      <w:r>
+        <w:t>), and</w:t>
+      </w:r>
+      <w:proofErr w:type="gramEnd"/>
+      <w:r>
+        <w:t xml:space="preserve"> compare its quality to that of your solution to </w:t>
       </w:r>
       <w:r>
         <w:t xml:space="preserve">Question </w:t>
@@ -125,14 +131,1073 @@
     </w:p>
     <w:p>
       <w:pPr>
-        <w:pStyle w:val="ListParagraph"/>
         <w:rPr>
           <w:highlight w:val="red"/>
         </w:rPr>
       </w:pPr>
     </w:p>
+    <w:p>
+      <w:pPr>
+        <w:pStyle w:val="Heading1"/>
+        <w:numPr>
+          <w:ilvl w:val="0"/>
+          <w:numId w:val="0"/>
+        </w:numPr>
+        <w:ind w:left="360" w:hanging="360"/>
+      </w:pPr>
+      <w:r>
+        <w:t>Me</w:t>
+      </w:r>
+      <w:r>
+        <w:t>thodology</w:t>
+      </w:r>
+    </w:p>
+    <w:p/>
+    <w:p>
+      <w:pPr>
+        <w:pStyle w:val="Heading1"/>
+        <w:numPr>
+          <w:ilvl w:val="0"/>
+          <w:numId w:val="10"/>
+        </w:numPr>
+      </w:pPr>
+      <w:r>
+        <w:t xml:space="preserve">Load libraries, define helper functions to read the crime data, split into train/test, and build linear regression models with </w:t>
+      </w:r>
+      <w:proofErr w:type="spellStart"/>
+      <w:proofErr w:type="gramStart"/>
+      <w:r>
+        <w:t>lm</w:t>
+      </w:r>
+      <w:proofErr w:type="spellEnd"/>
+      <w:r>
+        <w:t>(</w:t>
+      </w:r>
+      <w:proofErr w:type="gramEnd"/>
+      <w:r>
+        <w:t>).</w:t>
+      </w:r>
+    </w:p>
+    <w:p>
+      <w:pPr>
+        <w:pStyle w:val="Heading1"/>
+        <w:numPr>
+          <w:ilvl w:val="0"/>
+          <w:numId w:val="10"/>
+        </w:numPr>
+      </w:pPr>
+      <w:r>
+        <w:t xml:space="preserve">Perform PCA (with scaling) on the predictors in </w:t>
+      </w:r>
+      <w:proofErr w:type="spellStart"/>
+      <w:r>
+        <w:t>Crime_dataset</w:t>
+      </w:r>
+      <w:proofErr w:type="spellEnd"/>
+      <w:r>
+        <w:t xml:space="preserve"> (excluding Crime), inspect variance explained, and choose the first few principal components.</w:t>
+      </w:r>
+    </w:p>
+    <w:p>
+      <w:pPr>
+        <w:pStyle w:val="Heading1"/>
+        <w:numPr>
+          <w:ilvl w:val="0"/>
+          <w:numId w:val="10"/>
+        </w:numPr>
+      </w:pPr>
+      <w:r>
+        <w:t>Build a regression model of Crime on selected PCs (initially PC1–PC5, then refined to PC2–PC5) and examine the model summary and fit.</w:t>
+      </w:r>
+    </w:p>
+    <w:p>
+      <w:pPr>
+        <w:pStyle w:val="Heading1"/>
+        <w:numPr>
+          <w:ilvl w:val="0"/>
+          <w:numId w:val="10"/>
+        </w:numPr>
+      </w:pPr>
+      <w:r>
+        <w:t xml:space="preserve">Derive regression coefficients in the original variable space by combining PCA loadings, centering, and scaling, and compute a manual prediction for a new city from b0 + </w:t>
+      </w:r>
+      <w:proofErr w:type="spellStart"/>
+      <w:r>
+        <w:t>bᵀx</w:t>
+      </w:r>
+      <w:proofErr w:type="spellEnd"/>
+      <w:r>
+        <w:t xml:space="preserve"> (which initially gives a negative value).</w:t>
+      </w:r>
+    </w:p>
+    <w:p>
+      <w:pPr>
+        <w:pStyle w:val="Heading1"/>
+        <w:numPr>
+          <w:ilvl w:val="0"/>
+          <w:numId w:val="10"/>
+        </w:numPr>
+      </w:pPr>
+      <w:r>
+        <w:t xml:space="preserve">Correctly project the new city into PCA space using </w:t>
+      </w:r>
+      <w:proofErr w:type="gramStart"/>
+      <w:r>
+        <w:t>predict(</w:t>
+      </w:r>
+      <w:proofErr w:type="spellStart"/>
+      <w:proofErr w:type="gramEnd"/>
+      <w:r>
+        <w:t>Crime_PCA</w:t>
+      </w:r>
+      <w:proofErr w:type="spellEnd"/>
+      <w:r>
+        <w:t xml:space="preserve">, </w:t>
+      </w:r>
+      <w:proofErr w:type="spellStart"/>
+      <w:r>
+        <w:t>newdata</w:t>
+      </w:r>
+      <w:proofErr w:type="spellEnd"/>
+      <w:r>
+        <w:t xml:space="preserve"> = </w:t>
+      </w:r>
+      <w:proofErr w:type="spellStart"/>
+      <w:r>
+        <w:t>test_df</w:t>
+      </w:r>
+      <w:proofErr w:type="spellEnd"/>
+      <w:r>
+        <w:t xml:space="preserve">) with aligned columns, then predict its crime using </w:t>
+      </w:r>
+      <w:proofErr w:type="gramStart"/>
+      <w:r>
+        <w:t>predict(</w:t>
+      </w:r>
+      <w:proofErr w:type="spellStart"/>
+      <w:proofErr w:type="gramEnd"/>
+      <w:r>
+        <w:t>uscrime_pc_model</w:t>
+      </w:r>
+      <w:proofErr w:type="spellEnd"/>
+      <w:r>
+        <w:t xml:space="preserve">, </w:t>
+      </w:r>
+      <w:proofErr w:type="spellStart"/>
+      <w:r>
+        <w:t>newdata</w:t>
+      </w:r>
+      <w:proofErr w:type="spellEnd"/>
+      <w:r>
+        <w:t xml:space="preserve"> = </w:t>
+      </w:r>
+      <w:proofErr w:type="spellStart"/>
+      <w:r>
+        <w:t>PCs_newcity</w:t>
+      </w:r>
+      <w:proofErr w:type="spellEnd"/>
+      <w:r>
+        <w:t>).</w:t>
+      </w:r>
+    </w:p>
+    <w:p/>
+    <w:p>
+      <w:pPr>
+        <w:pStyle w:val="Heading1"/>
+        <w:numPr>
+          <w:ilvl w:val="0"/>
+          <w:numId w:val="10"/>
+        </w:numPr>
+      </w:pPr>
+      <w:r>
+        <w:t xml:space="preserve">Fit a separate regression model directly on selected original variables (Ed, Po1, </w:t>
+      </w:r>
+      <w:proofErr w:type="spellStart"/>
+      <w:r>
+        <w:t>Ineq</w:t>
+      </w:r>
+      <w:proofErr w:type="spellEnd"/>
+      <w:r>
+        <w:t>, Prob), predict the new city’s crime with this model, and compare its performance and interpretability to the PCA</w:t>
+      </w:r>
+      <w:r>
+        <w:rPr>
+          <w:rFonts w:ascii="Cambria Math" w:hAnsi="Cambria Math" w:cs="Cambria Math"/>
+        </w:rPr>
+        <w:t>‑</w:t>
+      </w:r>
+      <w:r>
+        <w:t>based model.</w:t>
+      </w:r>
+    </w:p>
+    <w:p/>
+    <w:p>
+      <w:pPr>
+        <w:rPr>
+          <w:b/>
+          <w:bCs/>
+          <w:sz w:val="28"/>
+          <w:szCs w:val="28"/>
+        </w:rPr>
+      </w:pPr>
+      <w:r>
+        <w:rPr>
+          <w:b/>
+          <w:bCs/>
+          <w:sz w:val="28"/>
+          <w:szCs w:val="28"/>
+        </w:rPr>
+        <w:t>Result Obtained</w:t>
+      </w:r>
+    </w:p>
+    <w:p>
+      <w:pPr>
+        <w:pStyle w:val="Heading1"/>
+        <w:numPr>
+          <w:ilvl w:val="0"/>
+          <w:numId w:val="0"/>
+        </w:numPr>
+        <w:ind w:left="360" w:hanging="360"/>
+      </w:pPr>
+    </w:p>
+    <w:p>
+      <w:pPr>
+        <w:jc w:val="both"/>
+      </w:pPr>
+      <w:r>
+        <w:t xml:space="preserve">I have used the function </w:t>
+      </w:r>
+      <w:proofErr w:type="spellStart"/>
+      <w:r>
+        <w:t>prcomp</w:t>
+      </w:r>
+      <w:proofErr w:type="spellEnd"/>
+      <w:r>
+        <w:t xml:space="preserve">, to work with the PCA model, where I read the data set USCRIME and start using the results coming from the PCA model and evaluating in a linear </w:t>
+      </w:r>
+      <w:proofErr w:type="spellStart"/>
+      <w:r>
+        <w:t>regrations</w:t>
+      </w:r>
+      <w:proofErr w:type="spellEnd"/>
+      <w:r>
+        <w:t xml:space="preserve"> the different principal components and see how many or which PC I should be taking to achieve a reasonable level of </w:t>
+      </w:r>
+      <w:proofErr w:type="spellStart"/>
+      <w:r>
+        <w:t>Rsquare</w:t>
+      </w:r>
+      <w:proofErr w:type="spellEnd"/>
+      <w:r>
+        <w:t xml:space="preserve">. I have analyzed a scree plot that basically show by number of PCs how much each of them </w:t>
+      </w:r>
+      <w:proofErr w:type="gramStart"/>
+      <w:r>
+        <w:t>explain</w:t>
+      </w:r>
+      <w:proofErr w:type="gramEnd"/>
+      <w:r>
+        <w:t xml:space="preserve"> the variance.</w:t>
+      </w:r>
+    </w:p>
+    <w:p>
+      <w:pPr>
+        <w:pStyle w:val="Heading1"/>
+        <w:numPr>
+          <w:ilvl w:val="0"/>
+          <w:numId w:val="0"/>
+        </w:numPr>
+        <w:ind w:left="360" w:hanging="360"/>
+      </w:pPr>
+      <w:r>
+        <w:drawing>
+          <wp:anchor distT="0" distB="0" distL="114300" distR="114300" simplePos="0" relativeHeight="251658240" behindDoc="0" locked="0" layoutInCell="1" allowOverlap="1" wp14:anchorId="02056988" wp14:editId="27587FF4">
+            <wp:simplePos x="0" y="0"/>
+            <wp:positionH relativeFrom="column">
+              <wp:posOffset>767080</wp:posOffset>
+            </wp:positionH>
+            <wp:positionV relativeFrom="paragraph">
+              <wp:posOffset>313690</wp:posOffset>
+            </wp:positionV>
+            <wp:extent cx="4285615" cy="2336800"/>
+            <wp:effectExtent l="0" t="0" r="0" b="0"/>
+            <wp:wrapTopAndBottom/>
+            <wp:docPr id="47225583" name="Picture 1" descr="A black background with a black square&#10;&#10;AI-generated content may be incorrect."/>
+            <wp:cNvGraphicFramePr>
+              <a:graphicFrameLocks xmlns:a="http://schemas.openxmlformats.org/drawingml/2006/main" noChangeAspect="1"/>
+            </wp:cNvGraphicFramePr>
+            <a:graphic xmlns:a="http://schemas.openxmlformats.org/drawingml/2006/main">
+              <a:graphicData uri="http://schemas.openxmlformats.org/drawingml/2006/picture">
+                <pic:pic xmlns:pic="http://schemas.openxmlformats.org/drawingml/2006/picture">
+                  <pic:nvPicPr>
+                    <pic:cNvPr id="47225583" name="Picture 1" descr="A black background with a black square&#10;&#10;AI-generated content may be incorrect."/>
+                    <pic:cNvPicPr/>
+                  </pic:nvPicPr>
+                  <pic:blipFill>
+                    <a:blip r:embed="rId7">
+                      <a:extLst>
+                        <a:ext uri="{28A0092B-C50C-407E-A947-70E740481C1C}">
+                          <a14:useLocalDpi xmlns:a14="http://schemas.microsoft.com/office/drawing/2010/main" val="0"/>
+                        </a:ext>
+                      </a:extLst>
+                    </a:blip>
+                    <a:stretch>
+                      <a:fillRect/>
+                    </a:stretch>
+                  </pic:blipFill>
+                  <pic:spPr>
+                    <a:xfrm>
+                      <a:off x="0" y="0"/>
+                      <a:ext cx="4285615" cy="2336800"/>
+                    </a:xfrm>
+                    <a:prstGeom prst="rect">
+                      <a:avLst/>
+                    </a:prstGeom>
+                  </pic:spPr>
+                </pic:pic>
+              </a:graphicData>
+            </a:graphic>
+            <wp14:sizeRelH relativeFrom="page">
+              <wp14:pctWidth>0</wp14:pctWidth>
+            </wp14:sizeRelH>
+            <wp14:sizeRelV relativeFrom="page">
+              <wp14:pctHeight>0</wp14:pctHeight>
+            </wp14:sizeRelV>
+          </wp:anchor>
+        </w:drawing>
+      </w:r>
+    </w:p>
+    <w:p/>
+    <w:p>
+      <w:pPr>
+        <w:pStyle w:val="Heading1"/>
+        <w:numPr>
+          <w:ilvl w:val="0"/>
+          <w:numId w:val="0"/>
+        </w:numPr>
+        <w:ind w:left="360" w:hanging="360"/>
+      </w:pPr>
+    </w:p>
+    <w:p>
+      <w:r>
+        <w:t xml:space="preserve">As previous videos, I use this charge to </w:t>
+      </w:r>
+      <w:r>
+        <w:t xml:space="preserve">identify the elbow shape that tells me how many Principal </w:t>
+      </w:r>
+      <w:r>
+        <w:t>components</w:t>
+      </w:r>
+      <w:r>
+        <w:t xml:space="preserve"> explain the variances, so in this case I select 4 Principal components to evaluate my regression model and see if I have the correct PCs that has a good level of </w:t>
+      </w:r>
+      <w:proofErr w:type="spellStart"/>
+      <w:r>
+        <w:t>Rsquare</w:t>
+      </w:r>
+      <w:proofErr w:type="spellEnd"/>
+      <w:r>
+        <w:t>.</w:t>
+      </w:r>
+    </w:p>
+    <w:p/>
+    <w:p>
+      <w:r>
+        <w:t>Call:</w:t>
+      </w:r>
+    </w:p>
+    <w:p>
+      <w:proofErr w:type="spellStart"/>
+      <w:proofErr w:type="gramStart"/>
+      <w:r>
+        <w:t>lm</w:t>
+      </w:r>
+      <w:proofErr w:type="spellEnd"/>
+      <w:r>
+        <w:t>(</w:t>
+      </w:r>
+      <w:proofErr w:type="gramEnd"/>
+      <w:r>
+        <w:t xml:space="preserve">formula = </w:t>
+      </w:r>
+      <w:proofErr w:type="spellStart"/>
+      <w:r>
+        <w:t>target_variable</w:t>
+      </w:r>
+      <w:proofErr w:type="spellEnd"/>
+      <w:r>
+        <w:t xml:space="preserve">, data = </w:t>
+      </w:r>
+      <w:proofErr w:type="spellStart"/>
+      <w:r>
+        <w:t>train_data</w:t>
+      </w:r>
+      <w:proofErr w:type="spellEnd"/>
+      <w:r>
+        <w:t>)</w:t>
+      </w:r>
+    </w:p>
+    <w:p/>
+    <w:p>
+      <w:r>
+        <w:t>Residuals:</w:t>
+      </w:r>
+    </w:p>
+    <w:p>
+      <w:r>
+        <w:t xml:space="preserve">    Min      1</w:t>
+      </w:r>
+      <w:proofErr w:type="gramStart"/>
+      <w:r>
+        <w:t>Q  Median</w:t>
+      </w:r>
+      <w:proofErr w:type="gramEnd"/>
+      <w:r>
+        <w:t xml:space="preserve">      3Q     Max </w:t>
+      </w:r>
+    </w:p>
+    <w:p>
+      <w:r>
+        <w:t>-5.8957 -1.6208 -0.</w:t>
+      </w:r>
+      <w:proofErr w:type="gramStart"/>
+      <w:r>
+        <w:t>5264  1.3193</w:t>
+      </w:r>
+      <w:proofErr w:type="gramEnd"/>
+      <w:r>
+        <w:t xml:space="preserve">  6.8741 </w:t>
+      </w:r>
+    </w:p>
+    <w:p/>
+    <w:p>
+      <w:r>
+        <w:t>Coefficients:</w:t>
+      </w:r>
+    </w:p>
+    <w:p>
+      <w:r>
+        <w:t xml:space="preserve">            Estimate Std. Error t value </w:t>
+      </w:r>
+      <w:proofErr w:type="spellStart"/>
+      <w:r>
+        <w:t>Pr</w:t>
+      </w:r>
+      <w:proofErr w:type="spellEnd"/>
+      <w:r>
+        <w:t xml:space="preserve">(&gt;|t|)    </w:t>
+      </w:r>
+    </w:p>
+    <w:p>
+      <w:r>
+        <w:t xml:space="preserve">(Intercept) 26.59792    </w:t>
+      </w:r>
+      <w:proofErr w:type="gramStart"/>
+      <w:r>
+        <w:t>0.41208  64.546</w:t>
+      </w:r>
+      <w:proofErr w:type="gramEnd"/>
+      <w:r>
+        <w:t xml:space="preserve">  &lt; 2e-16 ***</w:t>
+      </w:r>
+    </w:p>
+    <w:p>
+      <w:r>
+        <w:t xml:space="preserve">PC1         -0.02696    </w:t>
+      </w:r>
+      <w:proofErr w:type="gramStart"/>
+      <w:r>
+        <w:t>0.17375  -</w:t>
+      </w:r>
+      <w:proofErr w:type="gramEnd"/>
+      <w:r>
+        <w:t xml:space="preserve">0.155    0.877    </w:t>
+      </w:r>
+    </w:p>
+    <w:p>
+      <w:r>
+        <w:t xml:space="preserve">PC2          2.61430    </w:t>
+      </w:r>
+      <w:proofErr w:type="gramStart"/>
+      <w:r>
+        <w:t>0.24343  10.740</w:t>
+      </w:r>
+      <w:proofErr w:type="gramEnd"/>
+      <w:r>
+        <w:t xml:space="preserve"> 1.73e-13 ***</w:t>
+      </w:r>
+    </w:p>
+    <w:p>
+      <w:r>
+        <w:t>PC3          1.38798    0.29804   4.657 3.36e-05 ***</w:t>
+      </w:r>
+    </w:p>
+    <w:p>
+      <w:r>
+        <w:t>PC4          2.39330    0.35957   6.656 5.06e-08 ***</w:t>
+      </w:r>
+    </w:p>
+    <w:p>
+      <w:r>
+        <w:t>PC5          3.27820    0.40013   8.193 3.61e-10 ***</w:t>
+      </w:r>
+    </w:p>
+    <w:p>
+      <w:r>
+        <w:t>---</w:t>
+      </w:r>
+    </w:p>
+    <w:p>
+      <w:proofErr w:type="spellStart"/>
+      <w:r>
+        <w:t>Signif</w:t>
+      </w:r>
+      <w:proofErr w:type="spellEnd"/>
+      <w:r>
+        <w:t xml:space="preserve">. codes:  0 ‘***’ 0.001 ‘**’ 0.01 ‘*’ 0.05 ‘.’ 0.1 </w:t>
+      </w:r>
+      <w:proofErr w:type="gramStart"/>
+      <w:r>
+        <w:t>‘ ’</w:t>
+      </w:r>
+      <w:proofErr w:type="gramEnd"/>
+      <w:r>
+        <w:t xml:space="preserve"> 1</w:t>
+      </w:r>
+    </w:p>
+    <w:p/>
+    <w:p>
+      <w:r>
+        <w:t>Residual standard error: 2.825 on 41 degrees of freedom</w:t>
+      </w:r>
+    </w:p>
+    <w:p>
+      <w:r>
+        <w:t>Multiple R-squared:  0.8584,</w:t>
+      </w:r>
+      <w:r>
+        <w:tab/>
+        <w:t xml:space="preserve">Adjusted R-squared:  0.8411 </w:t>
+      </w:r>
+    </w:p>
+    <w:p>
+      <w:r>
+        <w:t xml:space="preserve">F-statistic: 49.69 on 5 and 41 </w:t>
+      </w:r>
+      <w:proofErr w:type="gramStart"/>
+      <w:r>
+        <w:t>DF,  p</w:t>
+      </w:r>
+      <w:proofErr w:type="gramEnd"/>
+      <w:r>
+        <w:t>-value: 2.438e-16</w:t>
+      </w:r>
+      <w:r>
+        <w:t xml:space="preserve"> </w:t>
+      </w:r>
+    </w:p>
+    <w:p>
+      <w:pPr>
+        <w:pStyle w:val="Heading1"/>
+        <w:numPr>
+          <w:ilvl w:val="0"/>
+          <w:numId w:val="0"/>
+        </w:numPr>
+        <w:ind w:left="360" w:hanging="360"/>
+      </w:pPr>
+    </w:p>
+    <w:p>
+      <w:r>
+        <w:t xml:space="preserve">I am taking the first 5 principal components having a </w:t>
+      </w:r>
+      <w:proofErr w:type="spellStart"/>
+      <w:r>
+        <w:t>Rsqaure</w:t>
+      </w:r>
+      <w:proofErr w:type="spellEnd"/>
+      <w:r>
+        <w:t xml:space="preserve"> of 85% and we can observe that PC1 does not have relevance or significance then we exclude that and </w:t>
+      </w:r>
+      <w:r>
+        <w:t>reevaluate</w:t>
+      </w:r>
+      <w:r>
+        <w:t xml:space="preserve"> the model obtaining the following result:</w:t>
+      </w:r>
+    </w:p>
+    <w:p>
+      <w:pPr>
+        <w:pStyle w:val="Heading1"/>
+        <w:numPr>
+          <w:ilvl w:val="0"/>
+          <w:numId w:val="0"/>
+        </w:numPr>
+        <w:ind w:left="360" w:hanging="360"/>
+      </w:pPr>
+    </w:p>
+    <w:p>
+      <w:r>
+        <w:t>Call:</w:t>
+      </w:r>
+    </w:p>
+    <w:p>
+      <w:proofErr w:type="spellStart"/>
+      <w:proofErr w:type="gramStart"/>
+      <w:r>
+        <w:t>lm</w:t>
+      </w:r>
+      <w:proofErr w:type="spellEnd"/>
+      <w:r>
+        <w:t>(</w:t>
+      </w:r>
+      <w:proofErr w:type="gramEnd"/>
+      <w:r>
+        <w:t xml:space="preserve">formula = </w:t>
+      </w:r>
+      <w:proofErr w:type="spellStart"/>
+      <w:r>
+        <w:t>target_variable</w:t>
+      </w:r>
+      <w:proofErr w:type="spellEnd"/>
+      <w:r>
+        <w:t xml:space="preserve">, data = </w:t>
+      </w:r>
+      <w:proofErr w:type="spellStart"/>
+      <w:r>
+        <w:t>train_data</w:t>
+      </w:r>
+      <w:proofErr w:type="spellEnd"/>
+      <w:r>
+        <w:t>)</w:t>
+      </w:r>
+    </w:p>
+    <w:p/>
+    <w:p>
+      <w:r>
+        <w:t>Residuals:</w:t>
+      </w:r>
+    </w:p>
+    <w:p>
+      <w:r>
+        <w:t xml:space="preserve">    Min      1</w:t>
+      </w:r>
+      <w:proofErr w:type="gramStart"/>
+      <w:r>
+        <w:t>Q  Median</w:t>
+      </w:r>
+      <w:proofErr w:type="gramEnd"/>
+      <w:r>
+        <w:t xml:space="preserve">      3Q     Max </w:t>
+      </w:r>
+    </w:p>
+    <w:p>
+      <w:r>
+        <w:t>-5.8936 -1.6524 -0.</w:t>
+      </w:r>
+      <w:proofErr w:type="gramStart"/>
+      <w:r>
+        <w:t>5877  1.2879</w:t>
+      </w:r>
+      <w:proofErr w:type="gramEnd"/>
+      <w:r>
+        <w:t xml:space="preserve">  6.8788 </w:t>
+      </w:r>
+    </w:p>
+    <w:p/>
+    <w:p>
+      <w:r>
+        <w:t>Coefficients:</w:t>
+      </w:r>
+    </w:p>
+    <w:p>
+      <w:r>
+        <w:t xml:space="preserve">            Estimate Std. Error t value </w:t>
+      </w:r>
+      <w:proofErr w:type="spellStart"/>
+      <w:r>
+        <w:t>Pr</w:t>
+      </w:r>
+      <w:proofErr w:type="spellEnd"/>
+      <w:r>
+        <w:t xml:space="preserve">(&gt;|t|)    </w:t>
+      </w:r>
+    </w:p>
+    <w:p>
+      <w:r>
+        <w:t>(</w:t>
+      </w:r>
+      <w:proofErr w:type="gramStart"/>
+      <w:r>
+        <w:t>Intercept)  26.5979</w:t>
+      </w:r>
+      <w:proofErr w:type="gramEnd"/>
+      <w:r>
+        <w:t xml:space="preserve">     </w:t>
+      </w:r>
+      <w:proofErr w:type="gramStart"/>
+      <w:r>
+        <w:t>0.4073  65.309</w:t>
+      </w:r>
+      <w:proofErr w:type="gramEnd"/>
+      <w:r>
+        <w:t xml:space="preserve">  &lt; 2e-16 ***</w:t>
+      </w:r>
+    </w:p>
+    <w:p>
+      <w:r>
+        <w:t xml:space="preserve">PC2           2.6143     </w:t>
+      </w:r>
+      <w:proofErr w:type="gramStart"/>
+      <w:r>
+        <w:t>0.2406  10.867</w:t>
+      </w:r>
+      <w:proofErr w:type="gramEnd"/>
+      <w:r>
+        <w:t xml:space="preserve"> 8.86e-14 ***</w:t>
+      </w:r>
+    </w:p>
+    <w:p>
+      <w:r>
+        <w:t>PC3           1.3880     0.2946   4.712 2.70e-05 ***</w:t>
+      </w:r>
+    </w:p>
+    <w:p>
+      <w:r>
+        <w:t>PC4           2.3933     0.3554   6.735 3.49e-08 ***</w:t>
+      </w:r>
+    </w:p>
+    <w:p>
+      <w:r>
+        <w:t>PC5           3.2782     0.3955   8.290 2.21e-10 ***</w:t>
+      </w:r>
+    </w:p>
+    <w:p>
+      <w:r>
+        <w:t>---</w:t>
+      </w:r>
+    </w:p>
+    <w:p>
+      <w:proofErr w:type="spellStart"/>
+      <w:r>
+        <w:lastRenderedPageBreak/>
+        <w:t>Signif</w:t>
+      </w:r>
+      <w:proofErr w:type="spellEnd"/>
+      <w:r>
+        <w:t xml:space="preserve">. codes:  0 ‘***’ 0.001 ‘**’ 0.01 ‘*’ 0.05 ‘.’ 0.1 </w:t>
+      </w:r>
+      <w:proofErr w:type="gramStart"/>
+      <w:r>
+        <w:t>‘ ’</w:t>
+      </w:r>
+      <w:proofErr w:type="gramEnd"/>
+      <w:r>
+        <w:t xml:space="preserve"> 1</w:t>
+      </w:r>
+    </w:p>
+    <w:p/>
+    <w:p>
+      <w:r>
+        <w:t>Residual standard error: 2.792 on 42 degrees of freedom</w:t>
+      </w:r>
+    </w:p>
+    <w:p>
+      <w:r>
+        <w:t>Multiple R-squared:  0.8583,</w:t>
+      </w:r>
+      <w:r>
+        <w:tab/>
+        <w:t xml:space="preserve">Adjusted R-squared:  0.8448 </w:t>
+      </w:r>
+    </w:p>
+    <w:p>
+      <w:r>
+        <w:t xml:space="preserve">F-statistic: 63.59 on 4 and 42 </w:t>
+      </w:r>
+      <w:proofErr w:type="gramStart"/>
+      <w:r>
+        <w:t>DF,  p</w:t>
+      </w:r>
+      <w:proofErr w:type="gramEnd"/>
+      <w:r>
+        <w:t>-value: &lt; 2.2e-16</w:t>
+      </w:r>
+    </w:p>
+    <w:p/>
+    <w:p/>
+    <w:p>
+      <w:pPr>
+        <w:pStyle w:val="Heading1"/>
+        <w:numPr>
+          <w:ilvl w:val="0"/>
+          <w:numId w:val="0"/>
+        </w:numPr>
+        <w:ind w:left="360" w:hanging="360"/>
+      </w:pPr>
+      <w:r>
+        <w:t xml:space="preserve">Excluding that principal component did not affect much our </w:t>
+      </w:r>
+      <w:proofErr w:type="spellStart"/>
+      <w:r>
+        <w:t>Rsquare</w:t>
+      </w:r>
+      <w:proofErr w:type="spellEnd"/>
+      <w:r>
+        <w:t xml:space="preserve">, so what I proceed to do next is manually built the equation Y= b0 + </w:t>
+      </w:r>
+      <w:proofErr w:type="spellStart"/>
+      <w:r>
+        <w:t>bX</w:t>
+      </w:r>
+      <w:proofErr w:type="spellEnd"/>
+      <w:r>
+        <w:t xml:space="preserve">  ad manually predict the new line of data provided in the previous homework and then see the prediction done using the parameter from the linear regression coming from the PCA coefficient and we can observe that the amount predicted is 1887 Crimes.</w:t>
+      </w:r>
+    </w:p>
+    <w:p/>
+    <w:p>
+      <w:pPr>
+        <w:pStyle w:val="Heading1"/>
+        <w:numPr>
+          <w:ilvl w:val="0"/>
+          <w:numId w:val="0"/>
+        </w:numPr>
+        <w:ind w:left="360" w:hanging="360"/>
+      </w:pPr>
+      <w:r>
+        <w:drawing>
+          <wp:inline distT="0" distB="0" distL="0" distR="0" wp14:anchorId="19A41FFA" wp14:editId="4113EBEF">
+            <wp:extent cx="5943600" cy="1027430"/>
+            <wp:effectExtent l="0" t="0" r="0" b="1270"/>
+            <wp:docPr id="1108758482" name="Picture 1" descr="A screenshot of a computer&#10;&#10;AI-generated content may be incorrect."/>
+            <wp:cNvGraphicFramePr>
+              <a:graphicFrameLocks xmlns:a="http://schemas.openxmlformats.org/drawingml/2006/main" noChangeAspect="1"/>
+            </wp:cNvGraphicFramePr>
+            <a:graphic xmlns:a="http://schemas.openxmlformats.org/drawingml/2006/main">
+              <a:graphicData uri="http://schemas.openxmlformats.org/drawingml/2006/picture">
+                <pic:pic xmlns:pic="http://schemas.openxmlformats.org/drawingml/2006/picture">
+                  <pic:nvPicPr>
+                    <pic:cNvPr id="1108758482" name="Picture 1" descr="A screenshot of a computer&#10;&#10;AI-generated content may be incorrect."/>
+                    <pic:cNvPicPr/>
+                  </pic:nvPicPr>
+                  <pic:blipFill>
+                    <a:blip r:embed="rId8"/>
+                    <a:stretch>
+                      <a:fillRect/>
+                    </a:stretch>
+                  </pic:blipFill>
+                  <pic:spPr>
+                    <a:xfrm>
+                      <a:off x="0" y="0"/>
+                      <a:ext cx="5943600" cy="1027430"/>
+                    </a:xfrm>
+                    <a:prstGeom prst="rect">
+                      <a:avLst/>
+                    </a:prstGeom>
+                  </pic:spPr>
+                </pic:pic>
+              </a:graphicData>
+            </a:graphic>
+          </wp:inline>
+        </w:drawing>
+      </w:r>
+    </w:p>
+    <w:p/>
+    <w:p>
+      <w:pPr>
+        <w:pStyle w:val="Heading1"/>
+        <w:numPr>
+          <w:ilvl w:val="0"/>
+          <w:numId w:val="0"/>
+        </w:numPr>
+        <w:ind w:left="360" w:hanging="360"/>
+      </w:pPr>
+      <w:r>
+        <w:t xml:space="preserve">Then after this I </w:t>
+      </w:r>
+      <w:proofErr w:type="gramStart"/>
+      <w:r>
+        <w:t>re run</w:t>
+      </w:r>
+      <w:proofErr w:type="gramEnd"/>
+      <w:r>
+        <w:t xml:space="preserve"> the model from previous homework </w:t>
+      </w:r>
+      <w:proofErr w:type="gramStart"/>
+      <w:r>
+        <w:t>and also</w:t>
+      </w:r>
+      <w:proofErr w:type="gramEnd"/>
+      <w:r>
+        <w:t xml:space="preserve"> fit the model to compare the prediction done for this PCA Linear regression model and the Linear Regression using the original Data dimensionality.</w:t>
+      </w:r>
+    </w:p>
+    <w:p/>
+    <w:p>
+      <w:pPr>
+        <w:pStyle w:val="Heading1"/>
+        <w:numPr>
+          <w:ilvl w:val="0"/>
+          <w:numId w:val="0"/>
+        </w:numPr>
+        <w:ind w:left="360"/>
+      </w:pPr>
+      <w:r>
+        <w:rPr>
+          <w:noProof/>
+        </w:rPr>
+        <mc:AlternateContent>
+          <mc:Choice Requires="wps">
+            <w:drawing>
+              <wp:anchor distT="0" distB="0" distL="114300" distR="114300" simplePos="0" relativeHeight="251659264" behindDoc="0" locked="0" layoutInCell="1" allowOverlap="1" wp14:anchorId="6FF2D6BD" wp14:editId="47416643">
+                <wp:simplePos x="0" y="0"/>
+                <wp:positionH relativeFrom="column">
+                  <wp:posOffset>457200</wp:posOffset>
+                </wp:positionH>
+                <wp:positionV relativeFrom="paragraph">
+                  <wp:posOffset>2729593</wp:posOffset>
+                </wp:positionV>
+                <wp:extent cx="1126671" cy="179614"/>
+                <wp:effectExtent l="0" t="0" r="16510" b="11430"/>
+                <wp:wrapNone/>
+                <wp:docPr id="1606705446" name="Rectangle 2"/>
+                <wp:cNvGraphicFramePr/>
+                <a:graphic xmlns:a="http://schemas.openxmlformats.org/drawingml/2006/main">
+                  <a:graphicData uri="http://schemas.microsoft.com/office/word/2010/wordprocessingShape">
+                    <wps:wsp>
+                      <wps:cNvSpPr/>
+                      <wps:spPr>
+                        <a:xfrm>
+                          <a:off x="0" y="0"/>
+                          <a:ext cx="1126671" cy="179614"/>
+                        </a:xfrm>
+                        <a:prstGeom prst="rect">
+                          <a:avLst/>
+                        </a:prstGeom>
+                        <a:noFill/>
+                        <a:ln>
+                          <a:solidFill>
+                            <a:srgbClr val="EE0000"/>
+                          </a:solidFill>
+                        </a:ln>
+                      </wps:spPr>
+                      <wps:style>
+                        <a:lnRef idx="2">
+                          <a:schemeClr val="accent1">
+                            <a:shade val="15000"/>
+                          </a:schemeClr>
+                        </a:lnRef>
+                        <a:fillRef idx="1">
+                          <a:schemeClr val="accent1"/>
+                        </a:fillRef>
+                        <a:effectRef idx="0">
+                          <a:schemeClr val="accent1"/>
+                        </a:effectRef>
+                        <a:fontRef idx="minor">
+                          <a:schemeClr val="lt1"/>
+                        </a:fontRef>
+                      </wps:style>
+                      <wps:bodyPr rot="0" spcFirstLastPara="0" vertOverflow="overflow" horzOverflow="overflow" vert="horz" wrap="square" lIns="91440" tIns="45720" rIns="91440" bIns="45720" numCol="1" spcCol="0" rtlCol="0" fromWordArt="0" anchor="ctr" anchorCtr="0" forceAA="0" compatLnSpc="1">
+                        <a:prstTxWarp prst="textNoShape">
+                          <a:avLst/>
+                        </a:prstTxWarp>
+                        <a:noAutofit/>
+                      </wps:bodyPr>
+                    </wps:wsp>
+                  </a:graphicData>
+                </a:graphic>
+              </wp:anchor>
+            </w:drawing>
+          </mc:Choice>
+          <mc:Fallback>
+            <w:pict>
+              <v:rect w14:anchorId="38527CBC" id="Rectangle 2" o:spid="_x0000_s1026" style="position:absolute;margin-left:36pt;margin-top:214.95pt;width:88.7pt;height:14.15pt;z-index:251659264;visibility:visible;mso-wrap-style:square;mso-wrap-distance-left:9pt;mso-wrap-distance-top:0;mso-wrap-distance-right:9pt;mso-wrap-distance-bottom:0;mso-position-horizontal:absolute;mso-position-horizontal-relative:text;mso-position-vertical:absolute;mso-position-vertical-relative:text;v-text-anchor:middle" o:gfxdata="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" filled="f" strokecolor="#e00" strokeweight="1pt"/>
+            </w:pict>
+          </mc:Fallback>
+        </mc:AlternateContent>
+      </w:r>
+      <w:r>
+        <w:drawing>
+          <wp:inline distT="0" distB="0" distL="0" distR="0" wp14:anchorId="42BE96BA" wp14:editId="610F3467">
+            <wp:extent cx="5943600" cy="3234055"/>
+            <wp:effectExtent l="0" t="0" r="0" b="4445"/>
+            <wp:docPr id="1488005278" name="Picture 1" descr="A screenshot of a computer program&#10;&#10;AI-generated content may be incorrect."/>
+            <wp:cNvGraphicFramePr>
+              <a:graphicFrameLocks xmlns:a="http://schemas.openxmlformats.org/drawingml/2006/main" noChangeAspect="1"/>
+            </wp:cNvGraphicFramePr>
+            <a:graphic xmlns:a="http://schemas.openxmlformats.org/drawingml/2006/main">
+              <a:graphicData uri="http://schemas.openxmlformats.org/drawingml/2006/picture">
+                <pic:pic xmlns:pic="http://schemas.openxmlformats.org/drawingml/2006/picture">
+                  <pic:nvPicPr>
+                    <pic:cNvPr id="1488005278" name="Picture 1" descr="A screenshot of a computer program&#10;&#10;AI-generated content may be incorrect."/>
+                    <pic:cNvPicPr/>
+                  </pic:nvPicPr>
+                  <pic:blipFill>
+                    <a:blip r:embed="rId9"/>
+                    <a:stretch>
+                      <a:fillRect/>
+                    </a:stretch>
+                  </pic:blipFill>
+                  <pic:spPr>
+                    <a:xfrm>
+                      <a:off x="0" y="0"/>
+                      <a:ext cx="5943600" cy="3234055"/>
+                    </a:xfrm>
+                    <a:prstGeom prst="rect">
+                      <a:avLst/>
+                    </a:prstGeom>
+                  </pic:spPr>
+                </pic:pic>
+              </a:graphicData>
+            </a:graphic>
+          </wp:inline>
+        </w:drawing>
+      </w:r>
+    </w:p>
+    <w:p/>
+    <w:p>
+      <w:pPr>
+        <w:pStyle w:val="Heading1"/>
+        <w:numPr>
+          <w:ilvl w:val="0"/>
+          <w:numId w:val="0"/>
+        </w:numPr>
+        <w:ind w:left="360" w:hanging="360"/>
+      </w:pPr>
+      <w:r>
+        <w:t xml:space="preserve">Previous Regression model has a 69% R Square and compares with this new model using PCA parameter we obtained </w:t>
+      </w:r>
+      <w:proofErr w:type="gramStart"/>
+      <w:r>
+        <w:t>a</w:t>
+      </w:r>
+      <w:proofErr w:type="gramEnd"/>
+      <w:r>
+        <w:t xml:space="preserve"> 85% of </w:t>
+      </w:r>
+      <w:proofErr w:type="spellStart"/>
+      <w:r>
+        <w:t>Rsquare</w:t>
+      </w:r>
+      <w:proofErr w:type="spellEnd"/>
+      <w:r>
+        <w:t xml:space="preserve"> that we can see that there is a difference of 581 crimes. </w:t>
+      </w:r>
+      <w:r>
+        <w:lastRenderedPageBreak/>
+        <w:t xml:space="preserve">If we increase the </w:t>
+      </w:r>
+      <w:proofErr w:type="spellStart"/>
+      <w:r>
+        <w:t>Rsquare</w:t>
+      </w:r>
+      <w:proofErr w:type="spellEnd"/>
+      <w:r>
+        <w:t xml:space="preserve"> for the model Using the original dimensionality of data, then we could have a closer result in terms of number of crimes predicted.</w:t>
+      </w:r>
+    </w:p>
     <w:sectPr>
-      <w:headerReference w:type="default" r:id="rId8"/>
+      <w:headerReference w:type="default" r:id="rId10"/>
       <w:pgSz w:w="12240" w:h="15840"/>
       <w:pgMar w:top="1440" w:right="1440" w:bottom="1440" w:left="1440" w:header="720" w:footer="720" w:gutter="0"/>
       <w:cols w:space="720"/>
@@ -143,7 +1208,7 @@
 </file>
 
 <file path=word/endnotes.xml><?xml version="1.0" encoding="utf-8"?>
-<w:endnotes xmlns:wpc="http://schemas.microsoft.com/office/word/2010/wordprocessingCanvas" xmlns:mc="http://schemas.openxmlformats.org/markup-compatibility/2006" xmlns:o="urn:schemas-microsoft-com:office:office" xmlns:r="http://schemas.openxmlformats.org/officeDocument/2006/relationships" xmlns:m="http://schemas.openxmlformats.org/officeDocument/2006/math" xmlns:v="urn:schemas-microsoft-com:vml" xmlns:wp14="http://schemas.microsoft.com/office/word/2010/wordprocessingDrawing" xmlns:wp="http://schemas.openxmlformats.org/drawingml/2006/wordprocessingDrawing" xmlns:w10="urn:schemas-microsoft-com:office:word" xmlns:w="http://schemas.openxmlformats.org/wordprocessingml/2006/main" xmlns:w14="http://schemas.microsoft.com/office/word/2010/wordml" xmlns:wpg="http://schemas.microsoft.com/office/word/2010/wordprocessingGroup" xmlns:wpi="http://schemas.microsoft.com/office/word/2010/wordprocessingInk" xmlns:wne="http://schemas.microsoft.com/office/word/2006/wordml" xmlns:wps="http://schemas.microsoft.com/office/word/2010/wordprocessingShape" mc:Ignorable="w14 wp14">
+<w:endnotes xmlns:wpc="http://schemas.microsoft.com/office/word/2010/wordprocessingCanvas" xmlns:cx="http://schemas.microsoft.com/office/drawing/2014/chartex" xmlns:cx1="http://schemas.microsoft.com/office/drawing/2015/9/8/chartex" xmlns:cx2="http://schemas.microsoft.com/office/drawing/2015/10/21/chartex" xmlns:cx3="http://schemas.microsoft.com/office/drawing/2016/5/9/chartex" xmlns:cx4="http://schemas.microsoft.com/office/drawing/2016/5/10/chartex" xmlns:cx5="http://schemas.microsoft.com/office/drawing/2016/5/11/chartex" xmlns:cx6="http://schemas.microsoft.com/office/drawing/2016/5/12/chartex" xmlns:cx7="http://schemas.microsoft.com/office/drawing/2016/5/13/chartex" xmlns:cx8="http://schemas.microsoft.com/office/drawing/2016/5/14/chartex" xmlns:mc="http://schemas.openxmlformats.org/markup-compatibility/2006" xmlns:aink="http://schemas.microsoft.com/office/drawing/2016/ink" xmlns:am3d="http://schemas.microsoft.com/office/drawing/2017/model3d" xmlns:o="urn:schemas-microsoft-com:office:office" xmlns:oel="http://schemas.microsoft.com/office/2019/extlst" xmlns:r="http://schemas.openxmlformats.org/officeDocument/2006/relationships" xmlns:m="http://schemas.openxmlformats.org/officeDocument/2006/math" xmlns:v="urn:schemas-microsoft-com:vml" xmlns:wp14="http://schemas.microsoft.com/office/word/2010/wordprocessingDrawing" xmlns:wp="http://schemas.openxmlformats.org/drawingml/2006/wordprocessingDrawing" xmlns:w10="urn:schemas-microsoft-com:office:word" xmlns:w="http://schemas.openxmlformats.org/wordprocessingml/2006/main" xmlns:w14="http://schemas.microsoft.com/office/word/2010/wordml" xmlns:w15="http://schemas.microsoft.com/office/word/2012/wordml" xmlns:w16cex="http://schemas.microsoft.com/office/word/2018/wordml/cex" xmlns:w16cid="http://schemas.microsoft.com/office/word/2016/wordml/cid" xmlns:w16="http://schemas.microsoft.com/office/word/2018/wordml" xmlns:w16du="http://schemas.microsoft.com/office/word/2023/wordml/word16du" xmlns:w16sdtdh="http://schemas.microsoft.com/office/word/2020/wordml/sdtdatahash" xmlns:w16sdtfl="http://schemas.microsoft.com/office/word/2024/wordml/sdtformatlock" xmlns:w16se="http://schemas.microsoft.com/office/word/2015/wordml/symex" xmlns:wpg="http://schemas.microsoft.com/office/word/2010/wordprocessingGroup" xmlns:wpi="http://schemas.microsoft.com/office/word/2010/wordprocessingInk" xmlns:wne="http://schemas.microsoft.com/office/word/2006/wordml" xmlns:wps="http://schemas.microsoft.com/office/word/2010/wordprocessingShape" mc:Ignorable="w14 w15 w16se w16cid w16 w16cex w16sdtdh w16sdtfl w16du wp14">
   <w:endnote w:type="separator" w:id="-1">
     <w:p>
       <w:r>
@@ -162,7 +1227,7 @@
 </file>
 
 <file path=word/footnotes.xml><?xml version="1.0" encoding="utf-8"?>
-<w:footnotes xmlns:wpc="http://schemas.microsoft.com/office/word/2010/wordprocessingCanvas" xmlns:mc="http://schemas.openxmlformats.org/markup-compatibility/2006" xmlns:o="urn:schemas-microsoft-com:office:office" xmlns:r="http://schemas.openxmlformats.org/officeDocument/2006/relationships" xmlns:m="http://schemas.openxmlformats.org/officeDocument/2006/math" xmlns:v="urn:schemas-microsoft-com:vml" xmlns:wp14="http://schemas.microsoft.com/office/word/2010/wordprocessingDrawing" xmlns:wp="http://schemas.openxmlformats.org/drawingml/2006/wordprocessingDrawing" xmlns:w10="urn:schemas-microsoft-com:office:word" xmlns:w="http://schemas.openxmlformats.org/wordprocessingml/2006/main" xmlns:w14="http://schemas.microsoft.com/office/word/2010/wordml" xmlns:wpg="http://schemas.microsoft.com/office/word/2010/wordprocessingGroup" xmlns:wpi="http://schemas.microsoft.com/office/word/2010/wordprocessingInk" xmlns:wne="http://schemas.microsoft.com/office/word/2006/wordml" xmlns:wps="http://schemas.microsoft.com/office/word/2010/wordprocessingShape" mc:Ignorable="w14 wp14">
+<w:footnotes xmlns:wpc="http://schemas.microsoft.com/office/word/2010/wordprocessingCanvas" xmlns:cx="http://schemas.microsoft.com/office/drawing/2014/chartex" xmlns:cx1="http://schemas.microsoft.com/office/drawing/2015/9/8/chartex" xmlns:cx2="http://schemas.microsoft.com/office/drawing/2015/10/21/chartex" xmlns:cx3="http://schemas.microsoft.com/office/drawing/2016/5/9/chartex" xmlns:cx4="http://schemas.microsoft.com/office/drawing/2016/5/10/chartex" xmlns:cx5="http://schemas.microsoft.com/office/drawing/2016/5/11/chartex" xmlns:cx6="http://schemas.microsoft.com/office/drawing/2016/5/12/chartex" xmlns:cx7="http://schemas.microsoft.com/office/drawing/2016/5/13/chartex" xmlns:cx8="http://schemas.microsoft.com/office/drawing/2016/5/14/chartex" xmlns:mc="http://schemas.openxmlformats.org/markup-compatibility/2006" xmlns:aink="http://schemas.microsoft.com/office/drawing/2016/ink" xmlns:am3d="http://schemas.microsoft.com/office/drawing/2017/model3d" xmlns:o="urn:schemas-microsoft-com:office:office" xmlns:oel="http://schemas.microsoft.com/office/2019/extlst" xmlns:r="http://schemas.openxmlformats.org/officeDocument/2006/relationships" xmlns:m="http://schemas.openxmlformats.org/officeDocument/2006/math" xmlns:v="urn:schemas-microsoft-com:vml" xmlns:wp14="http://schemas.microsoft.com/office/word/2010/wordprocessingDrawing" xmlns:wp="http://schemas.openxmlformats.org/drawingml/2006/wordprocessingDrawing" xmlns:w10="urn:schemas-microsoft-com:office:word" xmlns:w="http://schemas.openxmlformats.org/wordprocessingml/2006/main" xmlns:w14="http://schemas.microsoft.com/office/word/2010/wordml" xmlns:w15="http://schemas.microsoft.com/office/word/2012/wordml" xmlns:w16cex="http://schemas.microsoft.com/office/word/2018/wordml/cex" xmlns:w16cid="http://schemas.microsoft.com/office/word/2016/wordml/cid" xmlns:w16="http://schemas.microsoft.com/office/word/2018/wordml" xmlns:w16du="http://schemas.microsoft.com/office/word/2023/wordml/word16du" xmlns:w16sdtdh="http://schemas.microsoft.com/office/word/2020/wordml/sdtdatahash" xmlns:w16sdtfl="http://schemas.microsoft.com/office/word/2024/wordml/sdtformatlock" xmlns:w16se="http://schemas.microsoft.com/office/word/2015/wordml/symex" xmlns:wpg="http://schemas.microsoft.com/office/word/2010/wordprocessingGroup" xmlns:wpi="http://schemas.microsoft.com/office/word/2010/wordprocessingInk" xmlns:wne="http://schemas.microsoft.com/office/word/2006/wordml" xmlns:wps="http://schemas.microsoft.com/office/word/2010/wordprocessingShape" mc:Ignorable="w14 w15 w16se w16cid w16 w16cex w16sdtdh w16sdtfl w16du wp14">
   <w:footnote w:type="separator" w:id="-1">
     <w:p>
       <w:r>
@@ -181,7 +1246,7 @@
 </file>
 
 <file path=word/header1.xml><?xml version="1.0" encoding="utf-8"?>
-<w:hdr xmlns:wpc="http://schemas.microsoft.com/office/word/2010/wordprocessingCanvas" xmlns:mc="http://schemas.openxmlformats.org/markup-compatibility/2006" xmlns:o="urn:schemas-microsoft-com:office:office" xmlns:r="http://schemas.openxmlformats.org/officeDocument/2006/relationships" xmlns:m="http://schemas.openxmlformats.org/officeDocument/2006/math" xmlns:v="urn:schemas-microsoft-com:vml" xmlns:wp14="http://schemas.microsoft.com/office/word/2010/wordprocessingDrawing" xmlns:wp="http://schemas.openxmlformats.org/drawingml/2006/wordprocessingDrawing" xmlns:w10="urn:schemas-microsoft-com:office:word" xmlns:w="http://schemas.openxmlformats.org/wordprocessingml/2006/main" xmlns:w14="http://schemas.microsoft.com/office/word/2010/wordml" xmlns:wpg="http://schemas.microsoft.com/office/word/2010/wordprocessingGroup" xmlns:wpi="http://schemas.microsoft.com/office/word/2010/wordprocessingInk" xmlns:wne="http://schemas.microsoft.com/office/word/2006/wordml" xmlns:wps="http://schemas.microsoft.com/office/word/2010/wordprocessingShape" mc:Ignorable="w14 wp14">
+<w:hdr xmlns:wpc="http://schemas.microsoft.com/office/word/2010/wordprocessingCanvas" xmlns:cx="http://schemas.microsoft.com/office/drawing/2014/chartex" xmlns:cx1="http://schemas.microsoft.com/office/drawing/2015/9/8/chartex" xmlns:cx2="http://schemas.microsoft.com/office/drawing/2015/10/21/chartex" xmlns:cx3="http://schemas.microsoft.com/office/drawing/2016/5/9/chartex" xmlns:cx4="http://schemas.microsoft.com/office/drawing/2016/5/10/chartex" xmlns:cx5="http://schemas.microsoft.com/office/drawing/2016/5/11/chartex" xmlns:cx6="http://schemas.microsoft.com/office/drawing/2016/5/12/chartex" xmlns:cx7="http://schemas.microsoft.com/office/drawing/2016/5/13/chartex" xmlns:cx8="http://schemas.microsoft.com/office/drawing/2016/5/14/chartex" xmlns:mc="http://schemas.openxmlformats.org/markup-compatibility/2006" xmlns:aink="http://schemas.microsoft.com/office/drawing/2016/ink" xmlns:am3d="http://schemas.microsoft.com/office/drawing/2017/model3d" xmlns:o="urn:schemas-microsoft-com:office:office" xmlns:oel="http://schemas.microsoft.com/office/2019/extlst" xmlns:r="http://schemas.openxmlformats.org/officeDocument/2006/relationships" xmlns:m="http://schemas.openxmlformats.org/officeDocument/2006/math" xmlns:v="urn:schemas-microsoft-com:vml" xmlns:wp14="http://schemas.microsoft.com/office/word/2010/wordprocessingDrawing" xmlns:wp="http://schemas.openxmlformats.org/drawingml/2006/wordprocessingDrawing" xmlns:w10="urn:schemas-microsoft-com:office:word" xmlns:w="http://schemas.openxmlformats.org/wordprocessingml/2006/main" xmlns:w14="http://schemas.microsoft.com/office/word/2010/wordml" xmlns:w15="http://schemas.microsoft.com/office/word/2012/wordml" xmlns:w16cex="http://schemas.microsoft.com/office/word/2018/wordml/cex" xmlns:w16cid="http://schemas.microsoft.com/office/word/2016/wordml/cid" xmlns:w16="http://schemas.microsoft.com/office/word/2018/wordml" xmlns:w16du="http://schemas.microsoft.com/office/word/2023/wordml/word16du" xmlns:w16sdtdh="http://schemas.microsoft.com/office/word/2020/wordml/sdtdatahash" xmlns:w16sdtfl="http://schemas.microsoft.com/office/word/2024/wordml/sdtformatlock" xmlns:w16se="http://schemas.microsoft.com/office/word/2015/wordml/symex" xmlns:wpg="http://schemas.microsoft.com/office/word/2010/wordprocessingGroup" xmlns:wpi="http://schemas.microsoft.com/office/word/2010/wordprocessingInk" xmlns:wne="http://schemas.microsoft.com/office/word/2006/wordml" xmlns:wps="http://schemas.microsoft.com/office/word/2010/wordprocessingShape" mc:Ignorable="w14 w15 w16se w16cid w16 w16cex w16sdtdh w16sdtfl w16du wp14">
   <w:p>
     <w:pPr>
       <w:pStyle w:val="Header"/>
@@ -327,7 +1392,7 @@
             </wp:anchor>
           </w:drawing>
         </mc:Choice>
-        <mc:Fallback xmlns:w15="http://schemas.microsoft.com/office/word/2012/wordml" xmlns:mv="urn:schemas-microsoft-com:mac:vml" xmlns:mo="http://schemas.microsoft.com/office/mac/office/2008/main">
+        <mc:Fallback xmlns:mo="http://schemas.microsoft.com/office/mac/office/2008/main" xmlns:mv="urn:schemas-microsoft-com:mac:vml">
           <w:pict>
             <v:line w14:anchorId="108206E8" id="Straight Connector 1" o:spid="_x0000_s1026" style="position:absolute;flip:y;z-index:251659264;visibility:visible;mso-wrap-style:square;mso-width-percent:0;mso-wrap-distance-left:9pt;mso-wrap-distance-top:0;mso-wrap-distance-right:9pt;mso-wrap-distance-bottom:0;mso-position-horizontal:absolute;mso-position-horizontal-relative:text;mso-position-vertical:absolute;mso-position-vertical-relative:text;mso-width-percent:0;mso-width-relative:margin" from="-76.95pt,9.05pt" to="544.1pt,9.25pt" o:gfxdata="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" strokecolor="black [3200]" strokeweight="2pt">
               <v:stroke joinstyle="miter"/>
@@ -342,8 +1407,8 @@
 </file>
 
 <file path=word/numbering.xml><?xml version="1.0" encoding="utf-8"?>
-<w:numbering xmlns:wpc="http://schemas.microsoft.com/office/word/2010/wordprocessingCanvas" xmlns:mc="http://schemas.openxmlformats.org/markup-compatibility/2006" xmlns:o="urn:schemas-microsoft-com:office:office" xmlns:r="http://schemas.openxmlformats.org/officeDocument/2006/relationships" xmlns:m="http://schemas.openxmlformats.org/officeDocument/2006/math" xmlns:v="urn:schemas-microsoft-com:vml" xmlns:wp14="http://schemas.microsoft.com/office/word/2010/wordprocessingDrawing" xmlns:wp="http://schemas.openxmlformats.org/drawingml/2006/wordprocessingDrawing" xmlns:w10="urn:schemas-microsoft-com:office:word" xmlns:w="http://schemas.openxmlformats.org/wordprocessingml/2006/main" xmlns:w14="http://schemas.microsoft.com/office/word/2010/wordml" xmlns:wpg="http://schemas.microsoft.com/office/word/2010/wordprocessingGroup" xmlns:wpi="http://schemas.microsoft.com/office/word/2010/wordprocessingInk" xmlns:wne="http://schemas.microsoft.com/office/word/2006/wordml" xmlns:wps="http://schemas.microsoft.com/office/word/2010/wordprocessingShape" mc:Ignorable="w14 wp14">
-  <w:abstractNum w:abstractNumId="0">
+<w:numbering xmlns:wpc="http://schemas.microsoft.com/office/word/2010/wordprocessingCanvas" xmlns:cx="http://schemas.microsoft.com/office/drawing/2014/chartex" xmlns:cx1="http://schemas.microsoft.com/office/drawing/2015/9/8/chartex" xmlns:cx2="http://schemas.microsoft.com/office/drawing/2015/10/21/chartex" xmlns:cx3="http://schemas.microsoft.com/office/drawing/2016/5/9/chartex" xmlns:cx4="http://schemas.microsoft.com/office/drawing/2016/5/10/chartex" xmlns:cx5="http://schemas.microsoft.com/office/drawing/2016/5/11/chartex" xmlns:cx6="http://schemas.microsoft.com/office/drawing/2016/5/12/chartex" xmlns:cx7="http://schemas.microsoft.com/office/drawing/2016/5/13/chartex" xmlns:cx8="http://schemas.microsoft.com/office/drawing/2016/5/14/chartex" xmlns:mc="http://schemas.openxmlformats.org/markup-compatibility/2006" xmlns:aink="http://schemas.microsoft.com/office/drawing/2016/ink" xmlns:am3d="http://schemas.microsoft.com/office/drawing/2017/model3d" xmlns:o="urn:schemas-microsoft-com:office:office" xmlns:oel="http://schemas.microsoft.com/office/2019/extlst" xmlns:r="http://schemas.openxmlformats.org/officeDocument/2006/relationships" xmlns:m="http://schemas.openxmlformats.org/officeDocument/2006/math" xmlns:v="urn:schemas-microsoft-com:vml" xmlns:wp14="http://schemas.microsoft.com/office/word/2010/wordprocessingDrawing" xmlns:wp="http://schemas.openxmlformats.org/drawingml/2006/wordprocessingDrawing" xmlns:w10="urn:schemas-microsoft-com:office:word" xmlns:w="http://schemas.openxmlformats.org/wordprocessingml/2006/main" xmlns:w14="http://schemas.microsoft.com/office/word/2010/wordml" xmlns:w15="http://schemas.microsoft.com/office/word/2012/wordml" xmlns:w16cex="http://schemas.microsoft.com/office/word/2018/wordml/cex" xmlns:w16cid="http://schemas.microsoft.com/office/word/2016/wordml/cid" xmlns:w16="http://schemas.microsoft.com/office/word/2018/wordml" xmlns:w16du="http://schemas.microsoft.com/office/word/2023/wordml/word16du" xmlns:w16sdtdh="http://schemas.microsoft.com/office/word/2020/wordml/sdtdatahash" xmlns:w16sdtfl="http://schemas.microsoft.com/office/word/2024/wordml/sdtformatlock" xmlns:w16se="http://schemas.microsoft.com/office/word/2015/wordml/symex" xmlns:wpg="http://schemas.microsoft.com/office/word/2010/wordprocessingGroup" xmlns:wpi="http://schemas.microsoft.com/office/word/2010/wordprocessingInk" xmlns:wne="http://schemas.microsoft.com/office/word/2006/wordml" xmlns:wps="http://schemas.microsoft.com/office/word/2010/wordprocessingShape" mc:Ignorable="w14 w15 w16se w16cid w16 w16cex w16sdtdh w16sdtfl w16du wp14">
+  <w:abstractNum w:abstractNumId="0" w15:restartNumberingAfterBreak="0">
     <w:nsid w:val="027622EF"/>
     <w:multiLevelType w:val="hybridMultilevel"/>
     <w:tmpl w:val="E4AE9760"/>
@@ -432,7 +1497,7 @@
       </w:pPr>
     </w:lvl>
   </w:abstractNum>
-  <w:abstractNum w:abstractNumId="1">
+  <w:abstractNum w:abstractNumId="1" w15:restartNumberingAfterBreak="0">
     <w:nsid w:val="09CC7F56"/>
     <w:multiLevelType w:val="hybridMultilevel"/>
     <w:tmpl w:val="A9FA4CF6"/>
@@ -521,7 +1586,7 @@
       </w:pPr>
     </w:lvl>
   </w:abstractNum>
-  <w:abstractNum w:abstractNumId="2">
+  <w:abstractNum w:abstractNumId="2" w15:restartNumberingAfterBreak="0">
     <w:nsid w:val="0D577632"/>
     <w:multiLevelType w:val="multilevel"/>
     <w:tmpl w:val="0F6ACC74"/>
@@ -656,7 +1721,7 @@
       </w:rPr>
     </w:lvl>
   </w:abstractNum>
-  <w:abstractNum w:abstractNumId="3">
+  <w:abstractNum w:abstractNumId="3" w15:restartNumberingAfterBreak="0">
     <w:nsid w:val="16295FD3"/>
     <w:multiLevelType w:val="hybridMultilevel"/>
     <w:tmpl w:val="D3C26468"/>
@@ -769,13 +1834,13 @@
       </w:rPr>
     </w:lvl>
   </w:abstractNum>
-  <w:abstractNum w:abstractNumId="4">
+  <w:abstractNum w:abstractNumId="4" w15:restartNumberingAfterBreak="0">
     <w:nsid w:val="19993321"/>
     <w:multiLevelType w:val="multilevel"/>
     <w:tmpl w:val="0F6ACC74"/>
     <w:numStyleLink w:val="GTCVstyle"/>
   </w:abstractNum>
-  <w:abstractNum w:abstractNumId="5">
+  <w:abstractNum w:abstractNumId="5" w15:restartNumberingAfterBreak="0">
     <w:nsid w:val="2B0058DE"/>
     <w:multiLevelType w:val="hybridMultilevel"/>
     <w:tmpl w:val="37FE5638"/>
@@ -864,7 +1929,7 @@
       </w:pPr>
     </w:lvl>
   </w:abstractNum>
-  <w:abstractNum w:abstractNumId="6">
+  <w:abstractNum w:abstractNumId="6" w15:restartNumberingAfterBreak="0">
     <w:nsid w:val="57E82562"/>
     <w:multiLevelType w:val="hybridMultilevel"/>
     <w:tmpl w:val="B7E212D2"/>
@@ -977,7 +2042,7 @@
       </w:rPr>
     </w:lvl>
   </w:abstractNum>
-  <w:abstractNum w:abstractNumId="7">
+  <w:abstractNum w:abstractNumId="7" w15:restartNumberingAfterBreak="0">
     <w:nsid w:val="66825251"/>
     <w:multiLevelType w:val="hybridMultilevel"/>
     <w:tmpl w:val="7B588274"/>
@@ -1090,7 +2155,7 @@
       </w:rPr>
     </w:lvl>
   </w:abstractNum>
-  <w:abstractNum w:abstractNumId="8">
+  <w:abstractNum w:abstractNumId="8" w15:restartNumberingAfterBreak="0">
     <w:nsid w:val="6CE00F03"/>
     <w:multiLevelType w:val="hybridMultilevel"/>
     <w:tmpl w:val="51266E60"/>
@@ -1179,38 +2244,173 @@
       </w:pPr>
     </w:lvl>
   </w:abstractNum>
-  <w:num w:numId="1">
+  <w:abstractNum w:abstractNumId="9" w15:restartNumberingAfterBreak="0">
+    <w:nsid w:val="737A62F0"/>
+    <w:multiLevelType w:val="multilevel"/>
+    <w:tmpl w:val="4906D536"/>
+    <w:lvl w:ilvl="0">
+      <w:start w:val="1"/>
+      <w:numFmt w:val="bullet"/>
+      <w:lvlText w:val=""/>
+      <w:lvlJc w:val="left"/>
+      <w:pPr>
+        <w:ind w:left="360" w:hanging="360"/>
+      </w:pPr>
+      <w:rPr>
+        <w:rFonts w:ascii="Symbol" w:hAnsi="Symbol" w:hint="default"/>
+        <w:b/>
+        <w:i w:val="0"/>
+        <w:caps/>
+        <w:color w:val="auto"/>
+        <w:sz w:val="22"/>
+      </w:rPr>
+    </w:lvl>
+    <w:lvl w:ilvl="1">
+      <w:start w:val="1"/>
+      <w:numFmt w:val="upperLetter"/>
+      <w:lvlText w:val="%2."/>
+      <w:lvlJc w:val="left"/>
+      <w:pPr>
+        <w:ind w:left="720" w:hanging="360"/>
+      </w:pPr>
+      <w:rPr>
+        <w:rFonts w:ascii="Calibri" w:hAnsi="Calibri" w:hint="default"/>
+        <w:b/>
+        <w:i w:val="0"/>
+        <w:caps/>
+        <w:sz w:val="22"/>
+      </w:rPr>
+    </w:lvl>
+    <w:lvl w:ilvl="2">
+      <w:start w:val="1"/>
+      <w:numFmt w:val="decimal"/>
+      <w:lvlText w:val="%2%3."/>
+      <w:lvlJc w:val="left"/>
+      <w:pPr>
+        <w:ind w:left="1080" w:hanging="360"/>
+      </w:pPr>
+      <w:rPr>
+        <w:rFonts w:ascii="Calibri" w:hAnsi="Calibri" w:hint="default"/>
+        <w:b/>
+        <w:i w:val="0"/>
+        <w:caps w:val="0"/>
+        <w:sz w:val="22"/>
+      </w:rPr>
+    </w:lvl>
+    <w:lvl w:ilvl="3">
+      <w:start w:val="1"/>
+      <w:numFmt w:val="decimal"/>
+      <w:lvlText w:val="%4."/>
+      <w:lvlJc w:val="left"/>
+      <w:pPr>
+        <w:ind w:left="1440" w:hanging="360"/>
+      </w:pPr>
+      <w:rPr>
+        <w:rFonts w:ascii="Calibri" w:hAnsi="Calibri" w:hint="default"/>
+        <w:b w:val="0"/>
+        <w:i w:val="0"/>
+        <w:sz w:val="22"/>
+      </w:rPr>
+    </w:lvl>
+    <w:lvl w:ilvl="4">
+      <w:start w:val="1"/>
+      <w:numFmt w:val="lowerLetter"/>
+      <w:lvlText w:val="%5."/>
+      <w:lvlJc w:val="left"/>
+      <w:pPr>
+        <w:ind w:left="1800" w:hanging="360"/>
+      </w:pPr>
+      <w:rPr>
+        <w:rFonts w:hint="default"/>
+        <w:b w:val="0"/>
+        <w:i w:val="0"/>
+        <w:sz w:val="22"/>
+      </w:rPr>
+    </w:lvl>
+    <w:lvl w:ilvl="5">
+      <w:start w:val="1"/>
+      <w:numFmt w:val="lowerRoman"/>
+      <w:lvlText w:val="(%6)"/>
+      <w:lvlJc w:val="left"/>
+      <w:pPr>
+        <w:ind w:left="2160" w:hanging="360"/>
+      </w:pPr>
+      <w:rPr>
+        <w:rFonts w:hint="default"/>
+      </w:rPr>
+    </w:lvl>
+    <w:lvl w:ilvl="6">
+      <w:start w:val="1"/>
+      <w:numFmt w:val="decimal"/>
+      <w:lvlText w:val="%7."/>
+      <w:lvlJc w:val="left"/>
+      <w:pPr>
+        <w:ind w:left="2520" w:hanging="360"/>
+      </w:pPr>
+      <w:rPr>
+        <w:rFonts w:hint="default"/>
+      </w:rPr>
+    </w:lvl>
+    <w:lvl w:ilvl="7">
+      <w:start w:val="1"/>
+      <w:numFmt w:val="lowerLetter"/>
+      <w:lvlText w:val="%8."/>
+      <w:lvlJc w:val="left"/>
+      <w:pPr>
+        <w:ind w:left="2880" w:hanging="360"/>
+      </w:pPr>
+      <w:rPr>
+        <w:rFonts w:hint="default"/>
+      </w:rPr>
+    </w:lvl>
+    <w:lvl w:ilvl="8">
+      <w:start w:val="1"/>
+      <w:numFmt w:val="lowerRoman"/>
+      <w:lvlText w:val="%9."/>
+      <w:lvlJc w:val="left"/>
+      <w:pPr>
+        <w:ind w:left="3240" w:hanging="360"/>
+      </w:pPr>
+      <w:rPr>
+        <w:rFonts w:hint="default"/>
+      </w:rPr>
+    </w:lvl>
+  </w:abstractNum>
+  <w:num w:numId="1" w16cid:durableId="31924602">
     <w:abstractNumId w:val="2"/>
   </w:num>
-  <w:num w:numId="2">
+  <w:num w:numId="2" w16cid:durableId="114908787">
     <w:abstractNumId w:val="4"/>
   </w:num>
-  <w:num w:numId="3">
+  <w:num w:numId="3" w16cid:durableId="1363751269">
     <w:abstractNumId w:val="1"/>
   </w:num>
-  <w:num w:numId="4">
+  <w:num w:numId="4" w16cid:durableId="1379933267">
     <w:abstractNumId w:val="7"/>
   </w:num>
-  <w:num w:numId="5">
+  <w:num w:numId="5" w16cid:durableId="1177770226">
     <w:abstractNumId w:val="5"/>
   </w:num>
-  <w:num w:numId="6">
+  <w:num w:numId="6" w16cid:durableId="902373161">
     <w:abstractNumId w:val="3"/>
   </w:num>
-  <w:num w:numId="7">
+  <w:num w:numId="7" w16cid:durableId="1247613115">
     <w:abstractNumId w:val="6"/>
   </w:num>
-  <w:num w:numId="8">
+  <w:num w:numId="8" w16cid:durableId="1511065145">
     <w:abstractNumId w:val="0"/>
   </w:num>
-  <w:num w:numId="9">
+  <w:num w:numId="9" w16cid:durableId="249658470">
     <w:abstractNumId w:val="8"/>
+  </w:num>
+  <w:num w:numId="10" w16cid:durableId="1346637745">
+    <w:abstractNumId w:val="9"/>
   </w:num>
 </w:numbering>
 </file>
 
 <file path=word/styles.xml><?xml version="1.0" encoding="utf-8"?>
-<w:styles xmlns:mc="http://schemas.openxmlformats.org/markup-compatibility/2006" xmlns:r="http://schemas.openxmlformats.org/officeDocument/2006/relationships" xmlns:w="http://schemas.openxmlformats.org/wordprocessingml/2006/main" xmlns:w14="http://schemas.microsoft.com/office/word/2010/wordml" mc:Ignorable="w14">
+<w:styles xmlns:mc="http://schemas.openxmlformats.org/markup-compatibility/2006" xmlns:r="http://schemas.openxmlformats.org/officeDocument/2006/relationships" xmlns:w="http://schemas.openxmlformats.org/wordprocessingml/2006/main" xmlns:w14="http://schemas.microsoft.com/office/word/2010/wordml" xmlns:w15="http://schemas.microsoft.com/office/word/2012/wordml" xmlns:w16cex="http://schemas.microsoft.com/office/word/2018/wordml/cex" xmlns:w16cid="http://schemas.microsoft.com/office/word/2016/wordml/cid" xmlns:w16="http://schemas.microsoft.com/office/word/2018/wordml" xmlns:w16du="http://schemas.microsoft.com/office/word/2023/wordml/word16du" xmlns:w16sdtdh="http://schemas.microsoft.com/office/word/2020/wordml/sdtdatahash" xmlns:w16sdtfl="http://schemas.microsoft.com/office/word/2024/wordml/sdtformatlock" xmlns:w16se="http://schemas.microsoft.com/office/word/2015/wordml/symex" mc:Ignorable="w14 w15 w16se w16cid w16 w16cex w16sdtdh w16sdtfl w16du">
   <w:docDefaults>
     <w:rPrDefault>
       <w:rPr>
@@ -1222,144 +2422,383 @@
     </w:rPrDefault>
     <w:pPrDefault/>
   </w:docDefaults>
-  <w:latentStyles w:defLockedState="0" w:defUIPriority="99" w:defSemiHidden="1" w:defUnhideWhenUsed="1" w:defQFormat="0" w:count="267">
-    <w:lsdException w:name="Normal" w:semiHidden="0" w:uiPriority="0" w:unhideWhenUsed="0" w:qFormat="1"/>
-    <w:lsdException w:name="heading 1" w:semiHidden="0" w:uiPriority="9" w:unhideWhenUsed="0" w:qFormat="1"/>
-    <w:lsdException w:name="heading 2" w:uiPriority="9" w:qFormat="1"/>
-    <w:lsdException w:name="heading 3" w:uiPriority="9" w:qFormat="1"/>
-    <w:lsdException w:name="heading 4" w:uiPriority="9" w:qFormat="1"/>
-    <w:lsdException w:name="heading 5" w:uiPriority="9" w:qFormat="1"/>
-    <w:lsdException w:name="heading 6" w:uiPriority="9" w:qFormat="1"/>
-    <w:lsdException w:name="heading 7" w:uiPriority="9" w:qFormat="1"/>
-    <w:lsdException w:name="heading 8" w:uiPriority="9" w:qFormat="1"/>
-    <w:lsdException w:name="heading 9" w:uiPriority="9" w:qFormat="1"/>
-    <w:lsdException w:name="toc 1" w:uiPriority="39"/>
-    <w:lsdException w:name="toc 2" w:uiPriority="39"/>
-    <w:lsdException w:name="toc 3" w:uiPriority="39"/>
-    <w:lsdException w:name="toc 4" w:uiPriority="39"/>
-    <w:lsdException w:name="toc 5" w:uiPriority="39"/>
-    <w:lsdException w:name="toc 6" w:uiPriority="39"/>
-    <w:lsdException w:name="toc 7" w:uiPriority="39"/>
-    <w:lsdException w:name="toc 8" w:uiPriority="39"/>
-    <w:lsdException w:name="toc 9" w:uiPriority="39"/>
-    <w:lsdException w:name="caption" w:uiPriority="35" w:qFormat="1"/>
-    <w:lsdException w:name="Title" w:semiHidden="0" w:uiPriority="10" w:unhideWhenUsed="0" w:qFormat="1"/>
-    <w:lsdException w:name="Default Paragraph Font" w:uiPriority="1"/>
-    <w:lsdException w:name="Subtitle" w:semiHidden="0" w:uiPriority="11" w:unhideWhenUsed="0" w:qFormat="1"/>
-    <w:lsdException w:name="Strong" w:semiHidden="0" w:uiPriority="22" w:unhideWhenUsed="0" w:qFormat="1"/>
-    <w:lsdException w:name="Emphasis" w:semiHidden="0" w:uiPriority="20" w:unhideWhenUsed="0" w:qFormat="1"/>
-    <w:lsdException w:name="Table Grid" w:semiHidden="0" w:uiPriority="59" w:unhideWhenUsed="0"/>
-    <w:lsdException w:name="Placeholder Text" w:unhideWhenUsed="0"/>
-    <w:lsdException w:name="No Spacing" w:semiHidden="0" w:uiPriority="1" w:unhideWhenUsed="0" w:qFormat="1"/>
-    <w:lsdException w:name="Light Shading" w:semiHidden="0" w:uiPriority="60" w:unhideWhenUsed="0"/>
-    <w:lsdException w:name="Light List" w:semiHidden="0" w:uiPriority="61" w:unhideWhenUsed="0"/>
-    <w:lsdException w:name="Light Grid" w:semiHidden="0" w:uiPriority="62" w:unhideWhenUsed="0"/>
-    <w:lsdException w:name="Medium Shading 1" w:semiHidden="0" w:uiPriority="63" w:unhideWhenUsed="0"/>
-    <w:lsdException w:name="Medium Shading 2" w:semiHidden="0" w:uiPriority="64" w:unhideWhenUsed="0"/>
-    <w:lsdException w:name="Medium List 1" w:semiHidden="0" w:uiPriority="65" w:unhideWhenUsed="0"/>
-    <w:lsdException w:name="Medium List 2" w:semiHidden="0" w:uiPriority="66" w:unhideWhenUsed="0"/>
-    <w:lsdException w:name="Medium Grid 1" w:semiHidden="0" w:uiPriority="67" w:unhideWhenUsed="0"/>
-    <w:lsdException w:name="Medium Grid 2" w:semiHidden="0" w:uiPriority="68" w:unhideWhenUsed="0"/>
-    <w:lsdException w:name="Medium Grid 3" w:semiHidden="0" w:uiPriority="69" w:unhideWhenUsed="0"/>
-    <w:lsdException w:name="Dark List" w:semiHidden="0" w:uiPriority="70" w:unhideWhenUsed="0"/>
-    <w:lsdException w:name="Colorful Shading" w:semiHidden="0" w:uiPriority="71" w:unhideWhenUsed="0"/>
-    <w:lsdException w:name="Colorful List" w:semiHidden="0" w:uiPriority="72" w:unhideWhenUsed="0"/>
-    <w:lsdException w:name="Colorful Grid" w:semiHidden="0" w:uiPriority="73" w:unhideWhenUsed="0"/>
-    <w:lsdException w:name="Light Shading Accent 1" w:semiHidden="0" w:uiPriority="60" w:unhideWhenUsed="0"/>
-    <w:lsdException w:name="Light List Accent 1" w:semiHidden="0" w:uiPriority="61" w:unhideWhenUsed="0"/>
-    <w:lsdException w:name="Light Grid Accent 1" w:semiHidden="0" w:uiPriority="62" w:unhideWhenUsed="0"/>
-    <w:lsdException w:name="Medium Shading 1 Accent 1" w:semiHidden="0" w:uiPriority="63" w:unhideWhenUsed="0"/>
-    <w:lsdException w:name="Medium Shading 2 Accent 1" w:semiHidden="0" w:uiPriority="64" w:unhideWhenUsed="0"/>
-    <w:lsdException w:name="Medium List 1 Accent 1" w:semiHidden="0" w:uiPriority="65" w:unhideWhenUsed="0"/>
-    <w:lsdException w:name="Revision" w:unhideWhenUsed="0"/>
-    <w:lsdException w:name="List Paragraph" w:semiHidden="0" w:uiPriority="34" w:unhideWhenUsed="0" w:qFormat="1"/>
-    <w:lsdException w:name="Quote" w:semiHidden="0" w:uiPriority="29" w:unhideWhenUsed="0" w:qFormat="1"/>
-    <w:lsdException w:name="Intense Quote" w:semiHidden="0" w:uiPriority="30" w:unhideWhenUsed="0" w:qFormat="1"/>
-    <w:lsdException w:name="Medium List 2 Accent 1" w:semiHidden="0" w:uiPriority="66" w:unhideWhenUsed="0"/>
-    <w:lsdException w:name="Medium Grid 1 Accent 1" w:semiHidden="0" w:uiPriority="67" w:unhideWhenUsed="0"/>
-    <w:lsdException w:name="Medium Grid 2 Accent 1" w:semiHidden="0" w:uiPriority="68" w:unhideWhenUsed="0"/>
-    <w:lsdException w:name="Medium Grid 3 Accent 1" w:semiHidden="0" w:uiPriority="69" w:unhideWhenUsed="0"/>
-    <w:lsdException w:name="Dark List Accent 1" w:semiHidden="0" w:uiPriority="70" w:unhideWhenUsed="0"/>
-    <w:lsdException w:name="Colorful Shading Accent 1" w:semiHidden="0" w:uiPriority="71" w:unhideWhenUsed="0"/>
-    <w:lsdException w:name="Colorful List Accent 1" w:semiHidden="0" w:uiPriority="72" w:unhideWhenUsed="0"/>
-    <w:lsdException w:name="Colorful Grid Accent 1" w:semiHidden="0" w:uiPriority="73" w:unhideWhenUsed="0"/>
-    <w:lsdException w:name="Light Shading Accent 2" w:semiHidden="0" w:uiPriority="60" w:unhideWhenUsed="0"/>
-    <w:lsdException w:name="Light List Accent 2" w:semiHidden="0" w:uiPriority="61" w:unhideWhenUsed="0"/>
-    <w:lsdException w:name="Light Grid Accent 2" w:semiHidden="0" w:uiPriority="62" w:unhideWhenUsed="0"/>
-    <w:lsdException w:name="Medium Shading 1 Accent 2" w:semiHidden="0" w:uiPriority="63" w:unhideWhenUsed="0"/>
-    <w:lsdException w:name="Medium Shading 2 Accent 2" w:semiHidden="0" w:uiPriority="64" w:unhideWhenUsed="0"/>
-    <w:lsdException w:name="Medium List 1 Accent 2" w:semiHidden="0" w:uiPriority="65" w:unhideWhenUsed="0"/>
-    <w:lsdException w:name="Medium List 2 Accent 2" w:semiHidden="0" w:uiPriority="66" w:unhideWhenUsed="0"/>
-    <w:lsdException w:name="Medium Grid 1 Accent 2" w:semiHidden="0" w:uiPriority="67" w:unhideWhenUsed="0"/>
-    <w:lsdException w:name="Medium Grid 2 Accent 2" w:semiHidden="0" w:uiPriority="68" w:unhideWhenUsed="0"/>
-    <w:lsdException w:name="Medium Grid 3 Accent 2" w:semiHidden="0" w:uiPriority="69" w:unhideWhenUsed="0"/>
-    <w:lsdException w:name="Dark List Accent 2" w:semiHidden="0" w:uiPriority="70" w:unhideWhenUsed="0"/>
-    <w:lsdException w:name="Colorful Shading Accent 2" w:semiHidden="0" w:uiPriority="71" w:unhideWhenUsed="0"/>
-    <w:lsdException w:name="Colorful List Accent 2" w:semiHidden="0" w:uiPriority="72" w:unhideWhenUsed="0"/>
-    <w:lsdException w:name="Colorful Grid Accent 2" w:semiHidden="0" w:uiPriority="73" w:unhideWhenUsed="0"/>
-    <w:lsdException w:name="Light Shading Accent 3" w:semiHidden="0" w:uiPriority="60" w:unhideWhenUsed="0"/>
-    <w:lsdException w:name="Light List Accent 3" w:semiHidden="0" w:uiPriority="61" w:unhideWhenUsed="0"/>
-    <w:lsdException w:name="Light Grid Accent 3" w:semiHidden="0" w:uiPriority="62" w:unhideWhenUsed="0"/>
-    <w:lsdException w:name="Medium Shading 1 Accent 3" w:semiHidden="0" w:uiPriority="63" w:unhideWhenUsed="0"/>
-    <w:lsdException w:name="Medium Shading 2 Accent 3" w:semiHidden="0" w:uiPriority="64" w:unhideWhenUsed="0"/>
-    <w:lsdException w:name="Medium List 1 Accent 3" w:semiHidden="0" w:uiPriority="65" w:unhideWhenUsed="0"/>
-    <w:lsdException w:name="Medium List 2 Accent 3" w:semiHidden="0" w:uiPriority="66" w:unhideWhenUsed="0"/>
-    <w:lsdException w:name="Medium Grid 1 Accent 3" w:semiHidden="0" w:uiPriority="67" w:unhideWhenUsed="0"/>
-    <w:lsdException w:name="Medium Grid 2 Accent 3" w:semiHidden="0" w:uiPriority="68" w:unhideWhenUsed="0"/>
-    <w:lsdException w:name="Medium Grid 3 Accent 3" w:semiHidden="0" w:uiPriority="69" w:unhideWhenUsed="0"/>
-    <w:lsdException w:name="Dark List Accent 3" w:semiHidden="0" w:uiPriority="70" w:unhideWhenUsed="0"/>
-    <w:lsdException w:name="Colorful Shading Accent 3" w:semiHidden="0" w:uiPriority="71" w:unhideWhenUsed="0"/>
-    <w:lsdException w:name="Colorful List Accent 3" w:semiHidden="0" w:uiPriority="72" w:unhideWhenUsed="0"/>
-    <w:lsdException w:name="Colorful Grid Accent 3" w:semiHidden="0" w:uiPriority="73" w:unhideWhenUsed="0"/>
-    <w:lsdException w:name="Light Shading Accent 4" w:semiHidden="0" w:uiPriority="60" w:unhideWhenUsed="0"/>
-    <w:lsdException w:name="Light List Accent 4" w:semiHidden="0" w:uiPriority="61" w:unhideWhenUsed="0"/>
-    <w:lsdException w:name="Light Grid Accent 4" w:semiHidden="0" w:uiPriority="62" w:unhideWhenUsed="0"/>
-    <w:lsdException w:name="Medium Shading 1 Accent 4" w:semiHidden="0" w:uiPriority="63" w:unhideWhenUsed="0"/>
-    <w:lsdException w:name="Medium Shading 2 Accent 4" w:semiHidden="0" w:uiPriority="64" w:unhideWhenUsed="0"/>
-    <w:lsdException w:name="Medium List 1 Accent 4" w:semiHidden="0" w:uiPriority="65" w:unhideWhenUsed="0"/>
-    <w:lsdException w:name="Medium List 2 Accent 4" w:semiHidden="0" w:uiPriority="66" w:unhideWhenUsed="0"/>
-    <w:lsdException w:name="Medium Grid 1 Accent 4" w:semiHidden="0" w:uiPriority="67" w:unhideWhenUsed="0"/>
-    <w:lsdException w:name="Medium Grid 2 Accent 4" w:semiHidden="0" w:uiPriority="68" w:unhideWhenUsed="0"/>
-    <w:lsdException w:name="Medium Grid 3 Accent 4" w:semiHidden="0" w:uiPriority="69" w:unhideWhenUsed="0"/>
-    <w:lsdException w:name="Dark List Accent 4" w:semiHidden="0" w:uiPriority="70" w:unhideWhenUsed="0"/>
-    <w:lsdException w:name="Colorful Shading Accent 4" w:semiHidden="0" w:uiPriority="71" w:unhideWhenUsed="0"/>
-    <w:lsdException w:name="Colorful List Accent 4" w:semiHidden="0" w:uiPriority="72" w:unhideWhenUsed="0"/>
-    <w:lsdException w:name="Colorful Grid Accent 4" w:semiHidden="0" w:uiPriority="73" w:unhideWhenUsed="0"/>
-    <w:lsdException w:name="Light Shading Accent 5" w:semiHidden="0" w:uiPriority="60" w:unhideWhenUsed="0"/>
-    <w:lsdException w:name="Light List Accent 5" w:semiHidden="0" w:uiPriority="61" w:unhideWhenUsed="0"/>
-    <w:lsdException w:name="Light Grid Accent 5" w:semiHidden="0" w:uiPriority="62" w:unhideWhenUsed="0"/>
-    <w:lsdException w:name="Medium Shading 1 Accent 5" w:semiHidden="0" w:uiPriority="63" w:unhideWhenUsed="0"/>
-    <w:lsdException w:name="Medium Shading 2 Accent 5" w:semiHidden="0" w:uiPriority="64" w:unhideWhenUsed="0"/>
-    <w:lsdException w:name="Medium List 1 Accent 5" w:semiHidden="0" w:uiPriority="65" w:unhideWhenUsed="0"/>
-    <w:lsdException w:name="Medium List 2 Accent 5" w:semiHidden="0" w:uiPriority="66" w:unhideWhenUsed="0"/>
-    <w:lsdException w:name="Medium Grid 1 Accent 5" w:semiHidden="0" w:uiPriority="67" w:unhideWhenUsed="0"/>
-    <w:lsdException w:name="Medium Grid 2 Accent 5" w:semiHidden="0" w:uiPriority="68" w:unhideWhenUsed="0"/>
-    <w:lsdException w:name="Medium Grid 3 Accent 5" w:semiHidden="0" w:uiPriority="69" w:unhideWhenUsed="0"/>
-    <w:lsdException w:name="Dark List Accent 5" w:semiHidden="0" w:uiPriority="70" w:unhideWhenUsed="0"/>
-    <w:lsdException w:name="Colorful Shading Accent 5" w:semiHidden="0" w:uiPriority="71" w:unhideWhenUsed="0"/>
-    <w:lsdException w:name="Colorful List Accent 5" w:semiHidden="0" w:uiPriority="72" w:unhideWhenUsed="0"/>
-    <w:lsdException w:name="Colorful Grid Accent 5" w:semiHidden="0" w:uiPriority="73" w:unhideWhenUsed="0"/>
-    <w:lsdException w:name="Light Shading Accent 6" w:semiHidden="0" w:uiPriority="60" w:unhideWhenUsed="0"/>
-    <w:lsdException w:name="Light List Accent 6" w:semiHidden="0" w:uiPriority="61" w:unhideWhenUsed="0"/>
-    <w:lsdException w:name="Light Grid Accent 6" w:semiHidden="0" w:uiPriority="62" w:unhideWhenUsed="0"/>
-    <w:lsdException w:name="Medium Shading 1 Accent 6" w:semiHidden="0" w:uiPriority="63" w:unhideWhenUsed="0"/>
-    <w:lsdException w:name="Medium Shading 2 Accent 6" w:semiHidden="0" w:uiPriority="64" w:unhideWhenUsed="0"/>
-    <w:lsdException w:name="Medium List 1 Accent 6" w:semiHidden="0" w:uiPriority="65" w:unhideWhenUsed="0"/>
-    <w:lsdException w:name="Medium List 2 Accent 6" w:semiHidden="0" w:uiPriority="66" w:unhideWhenUsed="0"/>
-    <w:lsdException w:name="Medium Grid 1 Accent 6" w:semiHidden="0" w:uiPriority="67" w:unhideWhenUsed="0"/>
-    <w:lsdException w:name="Medium Grid 2 Accent 6" w:semiHidden="0" w:uiPriority="68" w:unhideWhenUsed="0"/>
-    <w:lsdException w:name="Medium Grid 3 Accent 6" w:semiHidden="0" w:uiPriority="69" w:unhideWhenUsed="0"/>
-    <w:lsdException w:name="Dark List Accent 6" w:semiHidden="0" w:uiPriority="70" w:unhideWhenUsed="0"/>
-    <w:lsdException w:name="Colorful Shading Accent 6" w:semiHidden="0" w:uiPriority="71" w:unhideWhenUsed="0"/>
-    <w:lsdException w:name="Colorful List Accent 6" w:semiHidden="0" w:uiPriority="72" w:unhideWhenUsed="0"/>
-    <w:lsdException w:name="Colorful Grid Accent 6" w:semiHidden="0" w:uiPriority="73" w:unhideWhenUsed="0"/>
-    <w:lsdException w:name="Subtle Emphasis" w:semiHidden="0" w:uiPriority="19" w:unhideWhenUsed="0" w:qFormat="1"/>
-    <w:lsdException w:name="Intense Emphasis" w:semiHidden="0" w:uiPriority="21" w:unhideWhenUsed="0" w:qFormat="1"/>
-    <w:lsdException w:name="Subtle Reference" w:semiHidden="0" w:uiPriority="31" w:unhideWhenUsed="0" w:qFormat="1"/>
-    <w:lsdException w:name="Intense Reference" w:semiHidden="0" w:uiPriority="32" w:unhideWhenUsed="0" w:qFormat="1"/>
-    <w:lsdException w:name="Book Title" w:semiHidden="0" w:uiPriority="33" w:unhideWhenUsed="0" w:qFormat="1"/>
-    <w:lsdException w:name="Bibliography" w:uiPriority="37"/>
-    <w:lsdException w:name="TOC Heading" w:uiPriority="39" w:qFormat="1"/>
+  <w:latentStyles w:defLockedState="0" w:defUIPriority="99" w:defSemiHidden="0" w:defUnhideWhenUsed="0" w:defQFormat="0" w:count="376">
+    <w:lsdException w:name="Normal" w:uiPriority="0" w:qFormat="1"/>
+    <w:lsdException w:name="heading 1" w:uiPriority="9" w:qFormat="1"/>
+    <w:lsdException w:name="heading 2" w:semiHidden="1" w:uiPriority="9" w:unhideWhenUsed="1" w:qFormat="1"/>
+    <w:lsdException w:name="heading 3" w:semiHidden="1" w:uiPriority="9" w:unhideWhenUsed="1" w:qFormat="1"/>
+    <w:lsdException w:name="heading 4" w:semiHidden="1" w:uiPriority="9" w:unhideWhenUsed="1" w:qFormat="1"/>
+    <w:lsdException w:name="heading 5" w:semiHidden="1" w:uiPriority="9" w:unhideWhenUsed="1" w:qFormat="1"/>
+    <w:lsdException w:name="heading 6" w:semiHidden="1" w:uiPriority="9" w:unhideWhenUsed="1" w:qFormat="1"/>
+    <w:lsdException w:name="heading 7" w:semiHidden="1" w:uiPriority="9" w:unhideWhenUsed="1" w:qFormat="1"/>
+    <w:lsdException w:name="heading 8" w:semiHidden="1" w:uiPriority="9" w:unhideWhenUsed="1" w:qFormat="1"/>
+    <w:lsdException w:name="heading 9" w:semiHidden="1" w:uiPriority="9" w:unhideWhenUsed="1" w:qFormat="1"/>
+    <w:lsdException w:name="index 1" w:semiHidden="1" w:unhideWhenUsed="1"/>
+    <w:lsdException w:name="index 2" w:semiHidden="1" w:unhideWhenUsed="1"/>
+    <w:lsdException w:name="index 3" w:semiHidden="1" w:unhideWhenUsed="1"/>
+    <w:lsdException w:name="index 4" w:semiHidden="1" w:unhideWhenUsed="1"/>
+    <w:lsdException w:name="index 5" w:semiHidden="1" w:unhideWhenUsed="1"/>
+    <w:lsdException w:name="index 6" w:semiHidden="1" w:unhideWhenUsed="1"/>
+    <w:lsdException w:name="index 7" w:semiHidden="1" w:unhideWhenUsed="1"/>
+    <w:lsdException w:name="index 8" w:semiHidden="1" w:unhideWhenUsed="1"/>
+    <w:lsdException w:name="index 9" w:semiHidden="1" w:unhideWhenUsed="1"/>
+    <w:lsdException w:name="toc 1" w:semiHidden="1" w:uiPriority="39" w:unhideWhenUsed="1"/>
+    <w:lsdException w:name="toc 2" w:semiHidden="1" w:uiPriority="39" w:unhideWhenUsed="1"/>
+    <w:lsdException w:name="toc 3" w:semiHidden="1" w:uiPriority="39" w:unhideWhenUsed="1"/>
+    <w:lsdException w:name="toc 4" w:semiHidden="1" w:uiPriority="39" w:unhideWhenUsed="1"/>
+    <w:lsdException w:name="toc 5" w:semiHidden="1" w:uiPriority="39" w:unhideWhenUsed="1"/>
+    <w:lsdException w:name="toc 6" w:semiHidden="1" w:uiPriority="39" w:unhideWhenUsed="1"/>
+    <w:lsdException w:name="toc 7" w:semiHidden="1" w:uiPriority="39" w:unhideWhenUsed="1"/>
+    <w:lsdException w:name="toc 8" w:semiHidden="1" w:uiPriority="39" w:unhideWhenUsed="1"/>
+    <w:lsdException w:name="toc 9" w:semiHidden="1" w:uiPriority="39" w:unhideWhenUsed="1"/>
+    <w:lsdException w:name="Normal Indent" w:semiHidden="1" w:unhideWhenUsed="1"/>
+    <w:lsdException w:name="footnote text" w:semiHidden="1" w:unhideWhenUsed="1"/>
+    <w:lsdException w:name="annotation text" w:semiHidden="1" w:unhideWhenUsed="1"/>
+    <w:lsdException w:name="header" w:semiHidden="1" w:unhideWhenUsed="1"/>
+    <w:lsdException w:name="footer" w:semiHidden="1" w:unhideWhenUsed="1"/>
+    <w:lsdException w:name="index heading" w:semiHidden="1" w:unhideWhenUsed="1"/>
+    <w:lsdException w:name="caption" w:semiHidden="1" w:uiPriority="35" w:unhideWhenUsed="1" w:qFormat="1"/>
+    <w:lsdException w:name="table of figures" w:semiHidden="1" w:unhideWhenUsed="1"/>
+    <w:lsdException w:name="envelope address" w:semiHidden="1" w:unhideWhenUsed="1"/>
+    <w:lsdException w:name="envelope return" w:semiHidden="1" w:unhideWhenUsed="1"/>
+    <w:lsdException w:name="footnote reference" w:semiHidden="1" w:unhideWhenUsed="1"/>
+    <w:lsdException w:name="annotation reference" w:semiHidden="1" w:unhideWhenUsed="1"/>
+    <w:lsdException w:name="line number" w:semiHidden="1" w:unhideWhenUsed="1"/>
+    <w:lsdException w:name="page number" w:semiHidden="1" w:unhideWhenUsed="1"/>
+    <w:lsdException w:name="endnote reference" w:semiHidden="1" w:unhideWhenUsed="1"/>
+    <w:lsdException w:name="endnote text" w:semiHidden="1" w:unhideWhenUsed="1"/>
+    <w:lsdException w:name="table of authorities" w:semiHidden="1" w:unhideWhenUsed="1"/>
+    <w:lsdException w:name="macro" w:semiHidden="1" w:unhideWhenUsed="1"/>
+    <w:lsdException w:name="toa heading" w:semiHidden="1" w:unhideWhenUsed="1"/>
+    <w:lsdException w:name="List" w:semiHidden="1" w:unhideWhenUsed="1"/>
+    <w:lsdException w:name="List Bullet" w:semiHidden="1" w:unhideWhenUsed="1"/>
+    <w:lsdException w:name="List Number" w:semiHidden="1" w:unhideWhenUsed="1"/>
+    <w:lsdException w:name="List 2" w:semiHidden="1" w:unhideWhenUsed="1"/>
+    <w:lsdException w:name="List 3" w:semiHidden="1" w:unhideWhenUsed="1"/>
+    <w:lsdException w:name="List 4" w:semiHidden="1" w:unhideWhenUsed="1"/>
+    <w:lsdException w:name="List 5" w:semiHidden="1" w:unhideWhenUsed="1"/>
+    <w:lsdException w:name="List Bullet 2" w:semiHidden="1" w:unhideWhenUsed="1"/>
+    <w:lsdException w:name="List Bullet 3" w:semiHidden="1" w:unhideWhenUsed="1"/>
+    <w:lsdException w:name="List Bullet 4" w:semiHidden="1" w:unhideWhenUsed="1"/>
+    <w:lsdException w:name="List Bullet 5" w:semiHidden="1" w:unhideWhenUsed="1"/>
+    <w:lsdException w:name="List Number 2" w:semiHidden="1" w:unhideWhenUsed="1"/>
+    <w:lsdException w:name="List Number 3" w:semiHidden="1" w:unhideWhenUsed="1"/>
+    <w:lsdException w:name="List Number 4" w:semiHidden="1" w:unhideWhenUsed="1"/>
+    <w:lsdException w:name="List Number 5" w:semiHidden="1" w:unhideWhenUsed="1"/>
+    <w:lsdException w:name="Title" w:uiPriority="10" w:qFormat="1"/>
+    <w:lsdException w:name="Closing" w:semiHidden="1" w:unhideWhenUsed="1"/>
+    <w:lsdException w:name="Signature" w:semiHidden="1" w:unhideWhenUsed="1"/>
+    <w:lsdException w:name="Default Paragraph Font" w:semiHidden="1" w:uiPriority="1" w:unhideWhenUsed="1"/>
+    <w:lsdException w:name="Body Text" w:semiHidden="1" w:unhideWhenUsed="1"/>
+    <w:lsdException w:name="Body Text Indent" w:semiHidden="1" w:unhideWhenUsed="1"/>
+    <w:lsdException w:name="List Continue" w:semiHidden="1" w:unhideWhenUsed="1"/>
+    <w:lsdException w:name="List Continue 2" w:semiHidden="1" w:unhideWhenUsed="1"/>
+    <w:lsdException w:name="List Continue 3" w:semiHidden="1" w:unhideWhenUsed="1"/>
+    <w:lsdException w:name="List Continue 4" w:semiHidden="1" w:unhideWhenUsed="1"/>
+    <w:lsdException w:name="List Continue 5" w:semiHidden="1" w:unhideWhenUsed="1"/>
+    <w:lsdException w:name="Message Header" w:semiHidden="1" w:unhideWhenUsed="1"/>
+    <w:lsdException w:name="Subtitle" w:uiPriority="11" w:qFormat="1"/>
+    <w:lsdException w:name="Salutation" w:semiHidden="1" w:unhideWhenUsed="1"/>
+    <w:lsdException w:name="Date" w:semiHidden="1" w:unhideWhenUsed="1"/>
+    <w:lsdException w:name="Body Text First Indent" w:semiHidden="1" w:unhideWhenUsed="1"/>
+    <w:lsdException w:name="Body Text First Indent 2" w:semiHidden="1" w:unhideWhenUsed="1"/>
+    <w:lsdException w:name="Note Heading" w:semiHidden="1" w:unhideWhenUsed="1"/>
+    <w:lsdException w:name="Body Text 2" w:semiHidden="1" w:unhideWhenUsed="1"/>
+    <w:lsdException w:name="Body Text 3" w:semiHidden="1" w:unhideWhenUsed="1"/>
+    <w:lsdException w:name="Body Text Indent 2" w:semiHidden="1" w:unhideWhenUsed="1"/>
+    <w:lsdException w:name="Body Text Indent 3" w:semiHidden="1" w:unhideWhenUsed="1"/>
+    <w:lsdException w:name="Block Text" w:semiHidden="1" w:unhideWhenUsed="1"/>
+    <w:lsdException w:name="Hyperlink" w:semiHidden="1" w:unhideWhenUsed="1"/>
+    <w:lsdException w:name="FollowedHyperlink" w:semiHidden="1" w:unhideWhenUsed="1"/>
+    <w:lsdException w:name="Strong" w:uiPriority="22" w:qFormat="1"/>
+    <w:lsdException w:name="Emphasis" w:uiPriority="20" w:qFormat="1"/>
+    <w:lsdException w:name="Document Map" w:semiHidden="1" w:unhideWhenUsed="1"/>
+    <w:lsdException w:name="Plain Text" w:semiHidden="1" w:unhideWhenUsed="1"/>
+    <w:lsdException w:name="E-mail Signature" w:semiHidden="1" w:unhideWhenUsed="1"/>
+    <w:lsdException w:name="HTML Top of Form" w:semiHidden="1" w:unhideWhenUsed="1"/>
+    <w:lsdException w:name="HTML Bottom of Form" w:semiHidden="1" w:unhideWhenUsed="1"/>
+    <w:lsdException w:name="Normal (Web)" w:semiHidden="1" w:unhideWhenUsed="1"/>
+    <w:lsdException w:name="HTML Acronym" w:semiHidden="1" w:unhideWhenUsed="1"/>
+    <w:lsdException w:name="HTML Address" w:semiHidden="1" w:unhideWhenUsed="1"/>
+    <w:lsdException w:name="HTML Cite" w:semiHidden="1" w:unhideWhenUsed="1"/>
+    <w:lsdException w:name="HTML Code" w:semiHidden="1" w:unhideWhenUsed="1"/>
+    <w:lsdException w:name="HTML Definition" w:semiHidden="1" w:unhideWhenUsed="1"/>
+    <w:lsdException w:name="HTML Keyboard" w:semiHidden="1" w:unhideWhenUsed="1"/>
+    <w:lsdException w:name="HTML Preformatted" w:semiHidden="1" w:unhideWhenUsed="1"/>
+    <w:lsdException w:name="HTML Sample" w:semiHidden="1" w:unhideWhenUsed="1"/>
+    <w:lsdException w:name="HTML Typewriter" w:semiHidden="1" w:unhideWhenUsed="1"/>
+    <w:lsdException w:name="HTML Variable" w:semiHidden="1" w:unhideWhenUsed="1"/>
+    <w:lsdException w:name="Normal Table" w:semiHidden="1" w:unhideWhenUsed="1"/>
+    <w:lsdException w:name="annotation subject" w:semiHidden="1" w:unhideWhenUsed="1"/>
+    <w:lsdException w:name="No List" w:semiHidden="1" w:unhideWhenUsed="1"/>
+    <w:lsdException w:name="Outline List 1" w:semiHidden="1" w:unhideWhenUsed="1"/>
+    <w:lsdException w:name="Outline List 2" w:semiHidden="1" w:unhideWhenUsed="1"/>
+    <w:lsdException w:name="Outline List 3" w:semiHidden="1" w:unhideWhenUsed="1"/>
+    <w:lsdException w:name="Table Simple 1" w:semiHidden="1" w:unhideWhenUsed="1"/>
+    <w:lsdException w:name="Table Simple 2" w:semiHidden="1" w:unhideWhenUsed="1"/>
+    <w:lsdException w:name="Table Simple 3" w:semiHidden="1" w:unhideWhenUsed="1"/>
+    <w:lsdException w:name="Table Classic 1" w:semiHidden="1" w:unhideWhenUsed="1"/>
+    <w:lsdException w:name="Table Classic 2" w:semiHidden="1" w:unhideWhenUsed="1"/>
+    <w:lsdException w:name="Table Classic 3" w:semiHidden="1" w:unhideWhenUsed="1"/>
+    <w:lsdException w:name="Table Classic 4" w:semiHidden="1" w:unhideWhenUsed="1"/>
+    <w:lsdException w:name="Table Colorful 1" w:semiHidden="1" w:unhideWhenUsed="1"/>
+    <w:lsdException w:name="Table Colorful 2" w:semiHidden="1" w:unhideWhenUsed="1"/>
+    <w:lsdException w:name="Table Colorful 3" w:semiHidden="1" w:unhideWhenUsed="1"/>
+    <w:lsdException w:name="Table Columns 1" w:semiHidden="1" w:unhideWhenUsed="1"/>
+    <w:lsdException w:name="Table Columns 2" w:semiHidden="1" w:unhideWhenUsed="1"/>
+    <w:lsdException w:name="Table Columns 3" w:semiHidden="1" w:unhideWhenUsed="1"/>
+    <w:lsdException w:name="Table Columns 4" w:semiHidden="1" w:unhideWhenUsed="1"/>
+    <w:lsdException w:name="Table Columns 5" w:semiHidden="1" w:unhideWhenUsed="1"/>
+    <w:lsdException w:name="Table Grid 1" w:semiHidden="1" w:unhideWhenUsed="1"/>
+    <w:lsdException w:name="Table Grid 2" w:semiHidden="1" w:unhideWhenUsed="1"/>
+    <w:lsdException w:name="Table Grid 3" w:semiHidden="1" w:unhideWhenUsed="1"/>
+    <w:lsdException w:name="Table Grid 4" w:semiHidden="1" w:unhideWhenUsed="1"/>
+    <w:lsdException w:name="Table Grid 5" w:semiHidden="1" w:unhideWhenUsed="1"/>
+    <w:lsdException w:name="Table Grid 6" w:semiHidden="1" w:unhideWhenUsed="1"/>
+    <w:lsdException w:name="Table Grid 7" w:semiHidden="1" w:unhideWhenUsed="1"/>
+    <w:lsdException w:name="Table Grid 8" w:semiHidden="1" w:unhideWhenUsed="1"/>
+    <w:lsdException w:name="Table List 1" w:semiHidden="1" w:unhideWhenUsed="1"/>
+    <w:lsdException w:name="Table List 2" w:semiHidden="1" w:unhideWhenUsed="1"/>
+    <w:lsdException w:name="Table List 3" w:semiHidden="1" w:unhideWhenUsed="1"/>
+    <w:lsdException w:name="Table List 4" w:semiHidden="1" w:unhideWhenUsed="1"/>
+    <w:lsdException w:name="Table List 5" w:semiHidden="1" w:unhideWhenUsed="1"/>
+    <w:lsdException w:name="Table List 6" w:semiHidden="1" w:unhideWhenUsed="1"/>
+    <w:lsdException w:name="Table List 7" w:semiHidden="1" w:unhideWhenUsed="1"/>
+    <w:lsdException w:name="Table List 8" w:semiHidden="1" w:unhideWhenUsed="1"/>
+    <w:lsdException w:name="Table 3D effects 1" w:semiHidden="1" w:unhideWhenUsed="1"/>
+    <w:lsdException w:name="Table 3D effects 2" w:semiHidden="1" w:unhideWhenUsed="1"/>
+    <w:lsdException w:name="Table 3D effects 3" w:semiHidden="1" w:unhideWhenUsed="1"/>
+    <w:lsdException w:name="Table Contemporary" w:semiHidden="1" w:unhideWhenUsed="1"/>
+    <w:lsdException w:name="Table Elegant" w:semiHidden="1" w:unhideWhenUsed="1"/>
+    <w:lsdException w:name="Table Professional" w:semiHidden="1" w:unhideWhenUsed="1"/>
+    <w:lsdException w:name="Table Subtle 1" w:semiHidden="1" w:unhideWhenUsed="1"/>
+    <w:lsdException w:name="Table Subtle 2" w:semiHidden="1" w:unhideWhenUsed="1"/>
+    <w:lsdException w:name="Table Web 1" w:semiHidden="1" w:unhideWhenUsed="1"/>
+    <w:lsdException w:name="Table Web 2" w:semiHidden="1" w:unhideWhenUsed="1"/>
+    <w:lsdException w:name="Table Web 3" w:semiHidden="1" w:unhideWhenUsed="1"/>
+    <w:lsdException w:name="Balloon Text" w:semiHidden="1" w:unhideWhenUsed="1"/>
+    <w:lsdException w:name="Table Grid" w:uiPriority="59"/>
+    <w:lsdException w:name="Table Theme" w:semiHidden="1" w:unhideWhenUsed="1"/>
+    <w:lsdException w:name="Placeholder Text" w:semiHidden="1"/>
+    <w:lsdException w:name="No Spacing" w:uiPriority="1" w:qFormat="1"/>
+    <w:lsdException w:name="Light Shading" w:uiPriority="60"/>
+    <w:lsdException w:name="Light List" w:uiPriority="61"/>
+    <w:lsdException w:name="Light Grid" w:uiPriority="62"/>
+    <w:lsdException w:name="Medium Shading 1" w:uiPriority="63"/>
+    <w:lsdException w:name="Medium Shading 2" w:uiPriority="64"/>
+    <w:lsdException w:name="Medium List 1" w:uiPriority="65"/>
+    <w:lsdException w:name="Medium List 2" w:uiPriority="66"/>
+    <w:lsdException w:name="Medium Grid 1" w:uiPriority="67"/>
+    <w:lsdException w:name="Medium Grid 2" w:uiPriority="68"/>
+    <w:lsdException w:name="Medium Grid 3" w:uiPriority="69"/>
+    <w:lsdException w:name="Dark List" w:uiPriority="70"/>
+    <w:lsdException w:name="Colorful Shading" w:uiPriority="71"/>
+    <w:lsdException w:name="Colorful List" w:uiPriority="72"/>
+    <w:lsdException w:name="Colorful Grid" w:uiPriority="73"/>
+    <w:lsdException w:name="Light Shading Accent 1" w:uiPriority="60"/>
+    <w:lsdException w:name="Light List Accent 1" w:uiPriority="61"/>
+    <w:lsdException w:name="Light Grid Accent 1" w:uiPriority="62"/>
+    <w:lsdException w:name="Medium Shading 1 Accent 1" w:uiPriority="63"/>
+    <w:lsdException w:name="Medium Shading 2 Accent 1" w:uiPriority="64"/>
+    <w:lsdException w:name="Medium List 1 Accent 1" w:uiPriority="65"/>
+    <w:lsdException w:name="Revision" w:semiHidden="1"/>
+    <w:lsdException w:name="List Paragraph" w:uiPriority="34" w:qFormat="1"/>
+    <w:lsdException w:name="Quote" w:uiPriority="29" w:qFormat="1"/>
+    <w:lsdException w:name="Intense Quote" w:uiPriority="30" w:qFormat="1"/>
+    <w:lsdException w:name="Medium List 2 Accent 1" w:uiPriority="66"/>
+    <w:lsdException w:name="Medium Grid 1 Accent 1" w:uiPriority="67"/>
+    <w:lsdException w:name="Medium Grid 2 Accent 1" w:uiPriority="68"/>
+    <w:lsdException w:name="Medium Grid 3 Accent 1" w:uiPriority="69"/>
+    <w:lsdException w:name="Dark List Accent 1" w:uiPriority="70"/>
+    <w:lsdException w:name="Colorful Shading Accent 1" w:uiPriority="71"/>
+    <w:lsdException w:name="Colorful List Accent 1" w:uiPriority="72"/>
+    <w:lsdException w:name="Colorful Grid Accent 1" w:uiPriority="73"/>
+    <w:lsdException w:name="Light Shading Accent 2" w:uiPriority="60"/>
+    <w:lsdException w:name="Light List Accent 2" w:uiPriority="61"/>
+    <w:lsdException w:name="Light Grid Accent 2" w:uiPriority="62"/>
+    <w:lsdException w:name="Medium Shading 1 Accent 2" w:uiPriority="63"/>
+    <w:lsdException w:name="Medium Shading 2 Accent 2" w:uiPriority="64"/>
+    <w:lsdException w:name="Medium List 1 Accent 2" w:uiPriority="65"/>
+    <w:lsdException w:name="Medium List 2 Accent 2" w:uiPriority="66"/>
+    <w:lsdException w:name="Medium Grid 1 Accent 2" w:uiPriority="67"/>
+    <w:lsdException w:name="Medium Grid 2 Accent 2" w:uiPriority="68"/>
+    <w:lsdException w:name="Medium Grid 3 Accent 2" w:uiPriority="69"/>
+    <w:lsdException w:name="Dark List Accent 2" w:uiPriority="70"/>
+    <w:lsdException w:name="Colorful Shading Accent 2" w:uiPriority="71"/>
+    <w:lsdException w:name="Colorful List Accent 2" w:uiPriority="72"/>
+    <w:lsdException w:name="Colorful Grid Accent 2" w:uiPriority="73"/>
+    <w:lsdException w:name="Light Shading Accent 3" w:uiPriority="60"/>
+    <w:lsdException w:name="Light List Accent 3" w:uiPriority="61"/>
+    <w:lsdException w:name="Light Grid Accent 3" w:uiPriority="62"/>
+    <w:lsdException w:name="Medium Shading 1 Accent 3" w:uiPriority="63"/>
+    <w:lsdException w:name="Medium Shading 2 Accent 3" w:uiPriority="64"/>
+    <w:lsdException w:name="Medium List 1 Accent 3" w:uiPriority="65"/>
+    <w:lsdException w:name="Medium List 2 Accent 3" w:uiPriority="66"/>
+    <w:lsdException w:name="Medium Grid 1 Accent 3" w:uiPriority="67"/>
+    <w:lsdException w:name="Medium Grid 2 Accent 3" w:uiPriority="68"/>
+    <w:lsdException w:name="Medium Grid 3 Accent 3" w:uiPriority="69"/>
+    <w:lsdException w:name="Dark List Accent 3" w:uiPriority="70"/>
+    <w:lsdException w:name="Colorful Shading Accent 3" w:uiPriority="71"/>
+    <w:lsdException w:name="Colorful List Accent 3" w:uiPriority="72"/>
+    <w:lsdException w:name="Colorful Grid Accent 3" w:uiPriority="73"/>
+    <w:lsdException w:name="Light Shading Accent 4" w:uiPriority="60"/>
+    <w:lsdException w:name="Light List Accent 4" w:uiPriority="61"/>
+    <w:lsdException w:name="Light Grid Accent 4" w:uiPriority="62"/>
+    <w:lsdException w:name="Medium Shading 1 Accent 4" w:uiPriority="63"/>
+    <w:lsdException w:name="Medium Shading 2 Accent 4" w:uiPriority="64"/>
+    <w:lsdException w:name="Medium List 1 Accent 4" w:uiPriority="65"/>
+    <w:lsdException w:name="Medium List 2 Accent 4" w:uiPriority="66"/>
+    <w:lsdException w:name="Medium Grid 1 Accent 4" w:uiPriority="67"/>
+    <w:lsdException w:name="Medium Grid 2 Accent 4" w:uiPriority="68"/>
+    <w:lsdException w:name="Medium Grid 3 Accent 4" w:uiPriority="69"/>
+    <w:lsdException w:name="Dark List Accent 4" w:uiPriority="70"/>
+    <w:lsdException w:name="Colorful Shading Accent 4" w:uiPriority="71"/>
+    <w:lsdException w:name="Colorful List Accent 4" w:uiPriority="72"/>
+    <w:lsdException w:name="Colorful Grid Accent 4" w:uiPriority="73"/>
+    <w:lsdException w:name="Light Shading Accent 5" w:uiPriority="60"/>
+    <w:lsdException w:name="Light List Accent 5" w:uiPriority="61"/>
+    <w:lsdException w:name="Light Grid Accent 5" w:uiPriority="62"/>
+    <w:lsdException w:name="Medium Shading 1 Accent 5" w:uiPriority="63"/>
+    <w:lsdException w:name="Medium Shading 2 Accent 5" w:uiPriority="64"/>
+    <w:lsdException w:name="Medium List 1 Accent 5" w:uiPriority="65"/>
+    <w:lsdException w:name="Medium List 2 Accent 5" w:uiPriority="66"/>
+    <w:lsdException w:name="Medium Grid 1 Accent 5" w:uiPriority="67"/>
+    <w:lsdException w:name="Medium Grid 2 Accent 5" w:uiPriority="68"/>
+    <w:lsdException w:name="Medium Grid 3 Accent 5" w:uiPriority="69"/>
+    <w:lsdException w:name="Dark List Accent 5" w:uiPriority="70"/>
+    <w:lsdException w:name="Colorful Shading Accent 5" w:uiPriority="71"/>
+    <w:lsdException w:name="Colorful List Accent 5" w:uiPriority="72"/>
+    <w:lsdException w:name="Colorful Grid Accent 5" w:uiPriority="73"/>
+    <w:lsdException w:name="Light Shading Accent 6" w:uiPriority="60"/>
+    <w:lsdException w:name="Light List Accent 6" w:uiPriority="61"/>
+    <w:lsdException w:name="Light Grid Accent 6" w:uiPriority="62"/>
+    <w:lsdException w:name="Medium Shading 1 Accent 6" w:uiPriority="63"/>
+    <w:lsdException w:name="Medium Shading 2 Accent 6" w:uiPriority="64"/>
+    <w:lsdException w:name="Medium List 1 Accent 6" w:uiPriority="65"/>
+    <w:lsdException w:name="Medium List 2 Accent 6" w:uiPriority="66"/>
+    <w:lsdException w:name="Medium Grid 1 Accent 6" w:uiPriority="67"/>
+    <w:lsdException w:name="Medium Grid 2 Accent 6" w:uiPriority="68"/>
+    <w:lsdException w:name="Medium Grid 3 Accent 6" w:uiPriority="69"/>
+    <w:lsdException w:name="Dark List Accent 6" w:uiPriority="70"/>
+    <w:lsdException w:name="Colorful Shading Accent 6" w:uiPriority="71"/>
+    <w:lsdException w:name="Colorful List Accent 6" w:uiPriority="72"/>
+    <w:lsdException w:name="Colorful Grid Accent 6" w:uiPriority="73"/>
+    <w:lsdException w:name="Subtle Emphasis" w:uiPriority="19" w:qFormat="1"/>
+    <w:lsdException w:name="Intense Emphasis" w:uiPriority="21" w:qFormat="1"/>
+    <w:lsdException w:name="Subtle Reference" w:uiPriority="31" w:qFormat="1"/>
+    <w:lsdException w:name="Intense Reference" w:uiPriority="32" w:qFormat="1"/>
+    <w:lsdException w:name="Book Title" w:uiPriority="33" w:qFormat="1"/>
+    <w:lsdException w:name="Bibliography" w:semiHidden="1" w:uiPriority="37" w:unhideWhenUsed="1"/>
+    <w:lsdException w:name="TOC Heading" w:semiHidden="1" w:uiPriority="39" w:unhideWhenUsed="1" w:qFormat="1"/>
+    <w:lsdException w:name="Plain Table 1" w:uiPriority="41"/>
+    <w:lsdException w:name="Plain Table 2" w:uiPriority="42"/>
+    <w:lsdException w:name="Plain Table 3" w:uiPriority="43"/>
+    <w:lsdException w:name="Plain Table 4" w:uiPriority="44"/>
+    <w:lsdException w:name="Plain Table 5" w:uiPriority="45"/>
+    <w:lsdException w:name="Grid Table Light" w:uiPriority="40"/>
+    <w:lsdException w:name="Grid Table 1 Light" w:uiPriority="46"/>
+    <w:lsdException w:name="Grid Table 2" w:uiPriority="47"/>
+    <w:lsdException w:name="Grid Table 3" w:uiPriority="48"/>
+    <w:lsdException w:name="Grid Table 4" w:uiPriority="49"/>
+    <w:lsdException w:name="Grid Table 5 Dark" w:uiPriority="50"/>
+    <w:lsdException w:name="Grid Table 6 Colorful" w:uiPriority="51"/>
+    <w:lsdException w:name="Grid Table 7 Colorful" w:uiPriority="52"/>
+    <w:lsdException w:name="Grid Table 1 Light Accent 1" w:uiPriority="46"/>
+    <w:lsdException w:name="Grid Table 2 Accent 1" w:uiPriority="47"/>
+    <w:lsdException w:name="Grid Table 3 Accent 1" w:uiPriority="48"/>
+    <w:lsdException w:name="Grid Table 4 Accent 1" w:uiPriority="49"/>
+    <w:lsdException w:name="Grid Table 5 Dark Accent 1" w:uiPriority="50"/>
+    <w:lsdException w:name="Grid Table 6 Colorful Accent 1" w:uiPriority="51"/>
+    <w:lsdException w:name="Grid Table 7 Colorful Accent 1" w:uiPriority="52"/>
+    <w:lsdException w:name="Grid Table 1 Light Accent 2" w:uiPriority="46"/>
+    <w:lsdException w:name="Grid Table 2 Accent 2" w:uiPriority="47"/>
+    <w:lsdException w:name="Grid Table 3 Accent 2" w:uiPriority="48"/>
+    <w:lsdException w:name="Grid Table 4 Accent 2" w:uiPriority="49"/>
+    <w:lsdException w:name="Grid Table 5 Dark Accent 2" w:uiPriority="50"/>
+    <w:lsdException w:name="Grid Table 6 Colorful Accent 2" w:uiPriority="51"/>
+    <w:lsdException w:name="Grid Table 7 Colorful Accent 2" w:uiPriority="52"/>
+    <w:lsdException w:name="Grid Table 1 Light Accent 3" w:uiPriority="46"/>
+    <w:lsdException w:name="Grid Table 2 Accent 3" w:uiPriority="47"/>
+    <w:lsdException w:name="Grid Table 3 Accent 3" w:uiPriority="48"/>
+    <w:lsdException w:name="Grid Table 4 Accent 3" w:uiPriority="49"/>
+    <w:lsdException w:name="Grid Table 5 Dark Accent 3" w:uiPriority="50"/>
+    <w:lsdException w:name="Grid Table 6 Colorful Accent 3" w:uiPriority="51"/>
+    <w:lsdException w:name="Grid Table 7 Colorful Accent 3" w:uiPriority="52"/>
+    <w:lsdException w:name="Grid Table 1 Light Accent 4" w:uiPriority="46"/>
+    <w:lsdException w:name="Grid Table 2 Accent 4" w:uiPriority="47"/>
+    <w:lsdException w:name="Grid Table 3 Accent 4" w:uiPriority="48"/>
+    <w:lsdException w:name="Grid Table 4 Accent 4" w:uiPriority="49"/>
+    <w:lsdException w:name="Grid Table 5 Dark Accent 4" w:uiPriority="50"/>
+    <w:lsdException w:name="Grid Table 6 Colorful Accent 4" w:uiPriority="51"/>
+    <w:lsdException w:name="Grid Table 7 Colorful Accent 4" w:uiPriority="52"/>
+    <w:lsdException w:name="Grid Table 1 Light Accent 5" w:uiPriority="46"/>
+    <w:lsdException w:name="Grid Table 2 Accent 5" w:uiPriority="47"/>
+    <w:lsdException w:name="Grid Table 3 Accent 5" w:uiPriority="48"/>
+    <w:lsdException w:name="Grid Table 4 Accent 5" w:uiPriority="49"/>
+    <w:lsdException w:name="Grid Table 5 Dark Accent 5" w:uiPriority="50"/>
+    <w:lsdException w:name="Grid Table 6 Colorful Accent 5" w:uiPriority="51"/>
+    <w:lsdException w:name="Grid Table 7 Colorful Accent 5" w:uiPriority="52"/>
+    <w:lsdException w:name="Grid Table 1 Light Accent 6" w:uiPriority="46"/>
+    <w:lsdException w:name="Grid Table 2 Accent 6" w:uiPriority="47"/>
+    <w:lsdException w:name="Grid Table 3 Accent 6" w:uiPriority="48"/>
+    <w:lsdException w:name="Grid Table 4 Accent 6" w:uiPriority="49"/>
+    <w:lsdException w:name="Grid Table 5 Dark Accent 6" w:uiPriority="50"/>
+    <w:lsdException w:name="Grid Table 6 Colorful Accent 6" w:uiPriority="51"/>
+    <w:lsdException w:name="Grid Table 7 Colorful Accent 6" w:uiPriority="52"/>
+    <w:lsdException w:name="List Table 1 Light" w:uiPriority="46"/>
+    <w:lsdException w:name="List Table 2" w:uiPriority="47"/>
+    <w:lsdException w:name="List Table 3" w:uiPriority="48"/>
+    <w:lsdException w:name="List Table 4" w:uiPriority="49"/>
+    <w:lsdException w:name="List Table 5 Dark" w:uiPriority="50"/>
+    <w:lsdException w:name="List Table 6 Colorful" w:uiPriority="51"/>
+    <w:lsdException w:name="List Table 7 Colorful" w:uiPriority="52"/>
+    <w:lsdException w:name="List Table 1 Light Accent 1" w:uiPriority="46"/>
+    <w:lsdException w:name="List Table 2 Accent 1" w:uiPriority="47"/>
+    <w:lsdException w:name="List Table 3 Accent 1" w:uiPriority="48"/>
+    <w:lsdException w:name="List Table 4 Accent 1" w:uiPriority="49"/>
+    <w:lsdException w:name="List Table 5 Dark Accent 1" w:uiPriority="50"/>
+    <w:lsdException w:name="List Table 6 Colorful Accent 1" w:uiPriority="51"/>
+    <w:lsdException w:name="List Table 7 Colorful Accent 1" w:uiPriority="52"/>
+    <w:lsdException w:name="List Table 1 Light Accent 2" w:uiPriority="46"/>
+    <w:lsdException w:name="List Table 2 Accent 2" w:uiPriority="47"/>
+    <w:lsdException w:name="List Table 3 Accent 2" w:uiPriority="48"/>
+    <w:lsdException w:name="List Table 4 Accent 2" w:uiPriority="49"/>
+    <w:lsdException w:name="List Table 5 Dark Accent 2" w:uiPriority="50"/>
+    <w:lsdException w:name="List Table 6 Colorful Accent 2" w:uiPriority="51"/>
+    <w:lsdException w:name="List Table 7 Colorful Accent 2" w:uiPriority="52"/>
+    <w:lsdException w:name="List Table 1 Light Accent 3" w:uiPriority="46"/>
+    <w:lsdException w:name="List Table 2 Accent 3" w:uiPriority="47"/>
+    <w:lsdException w:name="List Table 3 Accent 3" w:uiPriority="48"/>
+    <w:lsdException w:name="List Table 4 Accent 3" w:uiPriority="49"/>
+    <w:lsdException w:name="List Table 5 Dark Accent 3" w:uiPriority="50"/>
+    <w:lsdException w:name="List Table 6 Colorful Accent 3" w:uiPriority="51"/>
+    <w:lsdException w:name="List Table 7 Colorful Accent 3" w:uiPriority="52"/>
+    <w:lsdException w:name="List Table 1 Light Accent 4" w:uiPriority="46"/>
+    <w:lsdException w:name="List Table 2 Accent 4" w:uiPriority="47"/>
+    <w:lsdException w:name="List Table 3 Accent 4" w:uiPriority="48"/>
+    <w:lsdException w:name="List Table 4 Accent 4" w:uiPriority="49"/>
+    <w:lsdException w:name="List Table 5 Dark Accent 4" w:uiPriority="50"/>
+    <w:lsdException w:name="List Table 6 Colorful Accent 4" w:uiPriority="51"/>
+    <w:lsdException w:name="List Table 7 Colorful Accent 4" w:uiPriority="52"/>
+    <w:lsdException w:name="List Table 1 Light Accent 5" w:uiPriority="46"/>
+    <w:lsdException w:name="List Table 2 Accent 5" w:uiPriority="47"/>
+    <w:lsdException w:name="List Table 3 Accent 5" w:uiPriority="48"/>
+    <w:lsdException w:name="List Table 4 Accent 5" w:uiPriority="49"/>
+    <w:lsdException w:name="List Table 5 Dark Accent 5" w:uiPriority="50"/>
+    <w:lsdException w:name="List Table 6 Colorful Accent 5" w:uiPriority="51"/>
+    <w:lsdException w:name="List Table 7 Colorful Accent 5" w:uiPriority="52"/>
+    <w:lsdException w:name="List Table 1 Light Accent 6" w:uiPriority="46"/>
+    <w:lsdException w:name="List Table 2 Accent 6" w:uiPriority="47"/>
+    <w:lsdException w:name="List Table 3 Accent 6" w:uiPriority="48"/>
+    <w:lsdException w:name="List Table 4 Accent 6" w:uiPriority="49"/>
+    <w:lsdException w:name="List Table 5 Dark Accent 6" w:uiPriority="50"/>
+    <w:lsdException w:name="List Table 6 Colorful Accent 6" w:uiPriority="51"/>
+    <w:lsdException w:name="List Table 7 Colorful Accent 6" w:uiPriority="52"/>
+    <w:lsdException w:name="Mention" w:semiHidden="1" w:unhideWhenUsed="1"/>
+    <w:lsdException w:name="Smart Hyperlink" w:semiHidden="1" w:unhideWhenUsed="1"/>
+    <w:lsdException w:name="Hashtag" w:semiHidden="1" w:unhideWhenUsed="1"/>
+    <w:lsdException w:name="Unresolved Mention" w:semiHidden="1" w:unhideWhenUsed="1"/>
+    <w:lsdException w:name="Smart Link" w:semiHidden="1" w:unhideWhenUsed="1"/>
   </w:latentStyles>
   <w:style w:type="paragraph" w:default="1" w:styleId="Normal">
     <w:name w:val="Normal"/>
@@ -1420,449 +2859,6 @@
   <w:style w:type="character" w:default="1" w:styleId="DefaultParagraphFont">
     <w:name w:val="Default Paragraph Font"/>
     <w:uiPriority w:val="1"/>
-    <w:semiHidden/>
-    <w:unhideWhenUsed/>
-  </w:style>
-  <w:style w:type="table" w:default="1" w:styleId="TableNormal">
-    <w:name w:val="Normal Table"/>
-    <w:uiPriority w:val="99"/>
-    <w:semiHidden/>
-    <w:unhideWhenUsed/>
-    <w:tblPr>
-      <w:tblInd w:w="0" w:type="dxa"/>
-      <w:tblCellMar>
-        <w:top w:w="0" w:type="dxa"/>
-        <w:left w:w="108" w:type="dxa"/>
-        <w:bottom w:w="0" w:type="dxa"/>
-        <w:right w:w="108" w:type="dxa"/>
-      </w:tblCellMar>
-    </w:tblPr>
-  </w:style>
-  <w:style w:type="numbering" w:default="1" w:styleId="NoList">
-    <w:name w:val="No List"/>
-    <w:uiPriority w:val="99"/>
-    <w:semiHidden/>
-    <w:unhideWhenUsed/>
-  </w:style>
-  <w:style w:type="character" w:customStyle="1" w:styleId="Heading1Char">
-    <w:name w:val="Heading 1 Char"/>
-    <w:basedOn w:val="DefaultParagraphFont"/>
-    <w:link w:val="Heading1"/>
-    <w:uiPriority w:val="9"/>
-    <w:rsid w:val="007C2DDA"/>
-    <w:rPr>
-      <w:rFonts w:ascii="Calibri" w:eastAsiaTheme="minorHAnsi" w:hAnsi="Calibri"/>
-      <w:b/>
-      <w:sz w:val="22"/>
-      <w:szCs w:val="22"/>
-      <w:lang w:eastAsia="en-US"/>
-    </w:rPr>
-  </w:style>
-  <w:style w:type="character" w:customStyle="1" w:styleId="Heading2Char">
-    <w:name w:val="Heading 2 Char"/>
-    <w:basedOn w:val="DefaultParagraphFont"/>
-    <w:link w:val="Heading2"/>
-    <w:uiPriority w:val="9"/>
-    <w:semiHidden/>
-    <w:rsid w:val="007C2DDA"/>
-    <w:rPr>
-      <w:rFonts w:eastAsiaTheme="majorEastAsia" w:cstheme="majorBidi"/>
-      <w:b/>
-      <w:bCs/>
-      <w:sz w:val="22"/>
-      <w:szCs w:val="26"/>
-      <w:lang w:eastAsia="en-US"/>
-    </w:rPr>
-  </w:style>
-  <w:style w:type="numbering" w:customStyle="1" w:styleId="GTCVstyle">
-    <w:name w:val="GT CV style"/>
-    <w:uiPriority w:val="99"/>
-    <w:rsid w:val="007C2DDA"/>
-    <w:pPr>
-      <w:numPr>
-        <w:numId w:val="1"/>
-      </w:numPr>
-    </w:pPr>
-  </w:style>
-  <w:style w:type="paragraph" w:styleId="ListParagraph">
-    <w:name w:val="List Paragraph"/>
-    <w:basedOn w:val="Normal"/>
-    <w:uiPriority w:val="34"/>
-    <w:qFormat/>
-    <w:rsid w:val="007C2DDA"/>
-    <w:pPr>
-      <w:ind w:left="720"/>
-      <w:contextualSpacing/>
-    </w:pPr>
-  </w:style>
-  <w:style w:type="paragraph" w:styleId="FootnoteText">
-    <w:name w:val="footnote text"/>
-    <w:basedOn w:val="Normal"/>
-    <w:link w:val="FootnoteTextChar"/>
-    <w:uiPriority w:val="99"/>
-    <w:semiHidden/>
-    <w:unhideWhenUsed/>
-    <w:rsid w:val="007C2DDA"/>
-    <w:rPr>
-      <w:sz w:val="20"/>
-      <w:szCs w:val="20"/>
-    </w:rPr>
-  </w:style>
-  <w:style w:type="character" w:customStyle="1" w:styleId="FootnoteTextChar">
-    <w:name w:val="Footnote Text Char"/>
-    <w:basedOn w:val="DefaultParagraphFont"/>
-    <w:link w:val="FootnoteText"/>
-    <w:uiPriority w:val="99"/>
-    <w:semiHidden/>
-    <w:rsid w:val="007C2DDA"/>
-    <w:rPr>
-      <w:rFonts w:eastAsiaTheme="minorHAnsi"/>
-      <w:sz w:val="20"/>
-      <w:szCs w:val="20"/>
-      <w:lang w:eastAsia="en-US"/>
-    </w:rPr>
-  </w:style>
-  <w:style w:type="character" w:styleId="FootnoteReference">
-    <w:name w:val="footnote reference"/>
-    <w:basedOn w:val="DefaultParagraphFont"/>
-    <w:uiPriority w:val="99"/>
-    <w:semiHidden/>
-    <w:unhideWhenUsed/>
-    <w:rsid w:val="007C2DDA"/>
-    <w:rPr>
-      <w:vertAlign w:val="superscript"/>
-    </w:rPr>
-  </w:style>
-  <w:style w:type="table" w:styleId="TableGrid">
-    <w:name w:val="Table Grid"/>
-    <w:basedOn w:val="TableNormal"/>
-    <w:uiPriority w:val="59"/>
-    <w:rsid w:val="007C2DDA"/>
-    <w:rPr>
-      <w:rFonts w:eastAsiaTheme="minorHAnsi"/>
-      <w:sz w:val="22"/>
-      <w:szCs w:val="22"/>
-      <w:lang w:eastAsia="en-US"/>
-    </w:rPr>
-    <w:tblPr>
-      <w:tblBorders>
-        <w:top w:val="single" w:sz="4" w:space="0" w:color="auto"/>
-        <w:left w:val="single" w:sz="4" w:space="0" w:color="auto"/>
-        <w:bottom w:val="single" w:sz="4" w:space="0" w:color="auto"/>
-        <w:right w:val="single" w:sz="4" w:space="0" w:color="auto"/>
-        <w:insideH w:val="single" w:sz="4" w:space="0" w:color="auto"/>
-        <w:insideV w:val="single" w:sz="4" w:space="0" w:color="auto"/>
-      </w:tblBorders>
-    </w:tblPr>
-  </w:style>
-  <w:style w:type="paragraph" w:styleId="Header">
-    <w:name w:val="header"/>
-    <w:basedOn w:val="Normal"/>
-    <w:link w:val="HeaderChar"/>
-    <w:uiPriority w:val="99"/>
-    <w:unhideWhenUsed/>
-    <w:rsid w:val="00A96B88"/>
-    <w:pPr>
-      <w:tabs>
-        <w:tab w:val="center" w:pos="4680"/>
-        <w:tab w:val="right" w:pos="9360"/>
-      </w:tabs>
-    </w:pPr>
-  </w:style>
-  <w:style w:type="character" w:customStyle="1" w:styleId="HeaderChar">
-    <w:name w:val="Header Char"/>
-    <w:basedOn w:val="DefaultParagraphFont"/>
-    <w:link w:val="Header"/>
-    <w:uiPriority w:val="99"/>
-    <w:rsid w:val="00A96B88"/>
-    <w:rPr>
-      <w:rFonts w:eastAsiaTheme="minorHAnsi"/>
-      <w:sz w:val="22"/>
-      <w:szCs w:val="22"/>
-      <w:lang w:eastAsia="en-US"/>
-    </w:rPr>
-  </w:style>
-  <w:style w:type="paragraph" w:styleId="Footer">
-    <w:name w:val="footer"/>
-    <w:basedOn w:val="Normal"/>
-    <w:link w:val="FooterChar"/>
-    <w:uiPriority w:val="99"/>
-    <w:unhideWhenUsed/>
-    <w:rsid w:val="00A96B88"/>
-    <w:pPr>
-      <w:tabs>
-        <w:tab w:val="center" w:pos="4680"/>
-        <w:tab w:val="right" w:pos="9360"/>
-      </w:tabs>
-    </w:pPr>
-  </w:style>
-  <w:style w:type="character" w:customStyle="1" w:styleId="FooterChar">
-    <w:name w:val="Footer Char"/>
-    <w:basedOn w:val="DefaultParagraphFont"/>
-    <w:link w:val="Footer"/>
-    <w:uiPriority w:val="99"/>
-    <w:rsid w:val="00A96B88"/>
-    <w:rPr>
-      <w:rFonts w:eastAsiaTheme="minorHAnsi"/>
-      <w:sz w:val="22"/>
-      <w:szCs w:val="22"/>
-      <w:lang w:eastAsia="en-US"/>
-    </w:rPr>
-  </w:style>
-  <w:style w:type="paragraph" w:styleId="BalloonText">
-    <w:name w:val="Balloon Text"/>
-    <w:basedOn w:val="Normal"/>
-    <w:link w:val="BalloonTextChar"/>
-    <w:uiPriority w:val="99"/>
-    <w:semiHidden/>
-    <w:unhideWhenUsed/>
-    <w:rsid w:val="00B65983"/>
-    <w:rPr>
-      <w:rFonts w:ascii="Tahoma" w:hAnsi="Tahoma" w:cs="Tahoma"/>
-      <w:sz w:val="16"/>
-      <w:szCs w:val="16"/>
-    </w:rPr>
-  </w:style>
-  <w:style w:type="character" w:customStyle="1" w:styleId="BalloonTextChar">
-    <w:name w:val="Balloon Text Char"/>
-    <w:basedOn w:val="DefaultParagraphFont"/>
-    <w:link w:val="BalloonText"/>
-    <w:uiPriority w:val="99"/>
-    <w:semiHidden/>
-    <w:rsid w:val="00B65983"/>
-    <w:rPr>
-      <w:rFonts w:ascii="Tahoma" w:eastAsiaTheme="minorHAnsi" w:hAnsi="Tahoma" w:cs="Tahoma"/>
-      <w:sz w:val="16"/>
-      <w:szCs w:val="16"/>
-      <w:lang w:eastAsia="en-US"/>
-    </w:rPr>
-  </w:style>
-  <w:style w:type="character" w:styleId="Hyperlink">
-    <w:name w:val="Hyperlink"/>
-    <w:basedOn w:val="DefaultParagraphFont"/>
-    <w:uiPriority w:val="99"/>
-    <w:unhideWhenUsed/>
-    <w:rsid w:val="00E6255D"/>
-    <w:rPr>
-      <w:color w:val="0563C1" w:themeColor="hyperlink"/>
-      <w:u w:val="single"/>
-    </w:rPr>
-  </w:style>
-</w:styles>
-</file>
-
-<file path=word/stylesWithEffects.xml><?xml version="1.0" encoding="utf-8"?>
-<w:styles xmlns:wpc="http://schemas.microsoft.com/office/word/2010/wordprocessingCanvas" xmlns:mc="http://schemas.openxmlformats.org/markup-compatibility/2006" xmlns:o="urn:schemas-microsoft-com:office:office" xmlns:r="http://schemas.openxmlformats.org/officeDocument/2006/relationships" xmlns:m="http://schemas.openxmlformats.org/officeDocument/2006/math" xmlns:v="urn:schemas-microsoft-com:vml" xmlns:wp14="http://schemas.microsoft.com/office/word/2010/wordprocessingDrawing" xmlns:wp="http://schemas.openxmlformats.org/drawingml/2006/wordprocessingDrawing" xmlns:w10="urn:schemas-microsoft-com:office:word" xmlns:w="http://schemas.openxmlformats.org/wordprocessingml/2006/main" xmlns:w14="http://schemas.microsoft.com/office/word/2010/wordml" xmlns:wpg="http://schemas.microsoft.com/office/word/2010/wordprocessingGroup" xmlns:wpi="http://schemas.microsoft.com/office/word/2010/wordprocessingInk" xmlns:wne="http://schemas.microsoft.com/office/word/2006/wordml" xmlns:wps="http://schemas.microsoft.com/office/word/2010/wordprocessingShape" mc:Ignorable="w14 wp14">
-  <w:docDefaults>
-    <w:rPrDefault>
-      <w:rPr>
-        <w:rFonts w:asciiTheme="minorHAnsi" w:eastAsiaTheme="minorEastAsia" w:hAnsiTheme="minorHAnsi" w:cstheme="minorBidi"/>
-        <w:sz w:val="24"/>
-        <w:szCs w:val="24"/>
-        <w:lang w:val="en-US" w:eastAsia="zh-CN" w:bidi="ar-SA"/>
-      </w:rPr>
-    </w:rPrDefault>
-    <w:pPrDefault/>
-  </w:docDefaults>
-  <w:latentStyles w:defLockedState="0" w:defUIPriority="99" w:defSemiHidden="1" w:defUnhideWhenUsed="1" w:defQFormat="0" w:count="267">
-    <w:lsdException w:name="Normal" w:semiHidden="0" w:uiPriority="0" w:unhideWhenUsed="0" w:qFormat="1"/>
-    <w:lsdException w:name="heading 1" w:semiHidden="0" w:uiPriority="9" w:unhideWhenUsed="0" w:qFormat="1"/>
-    <w:lsdException w:name="heading 2" w:uiPriority="9" w:qFormat="1"/>
-    <w:lsdException w:name="heading 3" w:uiPriority="9" w:qFormat="1"/>
-    <w:lsdException w:name="heading 4" w:uiPriority="9" w:qFormat="1"/>
-    <w:lsdException w:name="heading 5" w:uiPriority="9" w:qFormat="1"/>
-    <w:lsdException w:name="heading 6" w:uiPriority="9" w:qFormat="1"/>
-    <w:lsdException w:name="heading 7" w:uiPriority="9" w:qFormat="1"/>
-    <w:lsdException w:name="heading 8" w:uiPriority="9" w:qFormat="1"/>
-    <w:lsdException w:name="heading 9" w:uiPriority="9" w:qFormat="1"/>
-    <w:lsdException w:name="toc 1" w:uiPriority="39"/>
-    <w:lsdException w:name="toc 2" w:uiPriority="39"/>
-    <w:lsdException w:name="toc 3" w:uiPriority="39"/>
-    <w:lsdException w:name="toc 4" w:uiPriority="39"/>
-    <w:lsdException w:name="toc 5" w:uiPriority="39"/>
-    <w:lsdException w:name="toc 6" w:uiPriority="39"/>
-    <w:lsdException w:name="toc 7" w:uiPriority="39"/>
-    <w:lsdException w:name="toc 8" w:uiPriority="39"/>
-    <w:lsdException w:name="toc 9" w:uiPriority="39"/>
-    <w:lsdException w:name="caption" w:uiPriority="35" w:qFormat="1"/>
-    <w:lsdException w:name="Title" w:semiHidden="0" w:uiPriority="10" w:unhideWhenUsed="0" w:qFormat="1"/>
-    <w:lsdException w:name="Default Paragraph Font" w:uiPriority="1"/>
-    <w:lsdException w:name="Subtitle" w:semiHidden="0" w:uiPriority="11" w:unhideWhenUsed="0" w:qFormat="1"/>
-    <w:lsdException w:name="Strong" w:semiHidden="0" w:uiPriority="22" w:unhideWhenUsed="0" w:qFormat="1"/>
-    <w:lsdException w:name="Emphasis" w:semiHidden="0" w:uiPriority="20" w:unhideWhenUsed="0" w:qFormat="1"/>
-    <w:lsdException w:name="Table Grid" w:semiHidden="0" w:uiPriority="59" w:unhideWhenUsed="0"/>
-    <w:lsdException w:name="Placeholder Text" w:unhideWhenUsed="0"/>
-    <w:lsdException w:name="No Spacing" w:semiHidden="0" w:uiPriority="1" w:unhideWhenUsed="0" w:qFormat="1"/>
-    <w:lsdException w:name="Light Shading" w:semiHidden="0" w:uiPriority="60" w:unhideWhenUsed="0"/>
-    <w:lsdException w:name="Light List" w:semiHidden="0" w:uiPriority="61" w:unhideWhenUsed="0"/>
-    <w:lsdException w:name="Light Grid" w:semiHidden="0" w:uiPriority="62" w:unhideWhenUsed="0"/>
-    <w:lsdException w:name="Medium Shading 1" w:semiHidden="0" w:uiPriority="63" w:unhideWhenUsed="0"/>
-    <w:lsdException w:name="Medium Shading 2" w:semiHidden="0" w:uiPriority="64" w:unhideWhenUsed="0"/>
-    <w:lsdException w:name="Medium List 1" w:semiHidden="0" w:uiPriority="65" w:unhideWhenUsed="0"/>
-    <w:lsdException w:name="Medium List 2" w:semiHidden="0" w:uiPriority="66" w:unhideWhenUsed="0"/>
-    <w:lsdException w:name="Medium Grid 1" w:semiHidden="0" w:uiPriority="67" w:unhideWhenUsed="0"/>
-    <w:lsdException w:name="Medium Grid 2" w:semiHidden="0" w:uiPriority="68" w:unhideWhenUsed="0"/>
-    <w:lsdException w:name="Medium Grid 3" w:semiHidden="0" w:uiPriority="69" w:unhideWhenUsed="0"/>
-    <w:lsdException w:name="Dark List" w:semiHidden="0" w:uiPriority="70" w:unhideWhenUsed="0"/>
-    <w:lsdException w:name="Colorful Shading" w:semiHidden="0" w:uiPriority="71" w:unhideWhenUsed="0"/>
-    <w:lsdException w:name="Colorful List" w:semiHidden="0" w:uiPriority="72" w:unhideWhenUsed="0"/>
-    <w:lsdException w:name="Colorful Grid" w:semiHidden="0" w:uiPriority="73" w:unhideWhenUsed="0"/>
-    <w:lsdException w:name="Light Shading Accent 1" w:semiHidden="0" w:uiPriority="60" w:unhideWhenUsed="0"/>
-    <w:lsdException w:name="Light List Accent 1" w:semiHidden="0" w:uiPriority="61" w:unhideWhenUsed="0"/>
-    <w:lsdException w:name="Light Grid Accent 1" w:semiHidden="0" w:uiPriority="62" w:unhideWhenUsed="0"/>
-    <w:lsdException w:name="Medium Shading 1 Accent 1" w:semiHidden="0" w:uiPriority="63" w:unhideWhenUsed="0"/>
-    <w:lsdException w:name="Medium Shading 2 Accent 1" w:semiHidden="0" w:uiPriority="64" w:unhideWhenUsed="0"/>
-    <w:lsdException w:name="Medium List 1 Accent 1" w:semiHidden="0" w:uiPriority="65" w:unhideWhenUsed="0"/>
-    <w:lsdException w:name="Revision" w:unhideWhenUsed="0"/>
-    <w:lsdException w:name="List Paragraph" w:semiHidden="0" w:uiPriority="34" w:unhideWhenUsed="0" w:qFormat="1"/>
-    <w:lsdException w:name="Quote" w:semiHidden="0" w:uiPriority="29" w:unhideWhenUsed="0" w:qFormat="1"/>
-    <w:lsdException w:name="Intense Quote" w:semiHidden="0" w:uiPriority="30" w:unhideWhenUsed="0" w:qFormat="1"/>
-    <w:lsdException w:name="Medium List 2 Accent 1" w:semiHidden="0" w:uiPriority="66" w:unhideWhenUsed="0"/>
-    <w:lsdException w:name="Medium Grid 1 Accent 1" w:semiHidden="0" w:uiPriority="67" w:unhideWhenUsed="0"/>
-    <w:lsdException w:name="Medium Grid 2 Accent 1" w:semiHidden="0" w:uiPriority="68" w:unhideWhenUsed="0"/>
-    <w:lsdException w:name="Medium Grid 3 Accent 1" w:semiHidden="0" w:uiPriority="69" w:unhideWhenUsed="0"/>
-    <w:lsdException w:name="Dark List Accent 1" w:semiHidden="0" w:uiPriority="70" w:unhideWhenUsed="0"/>
-    <w:lsdException w:name="Colorful Shading Accent 1" w:semiHidden="0" w:uiPriority="71" w:unhideWhenUsed="0"/>
-    <w:lsdException w:name="Colorful List Accent 1" w:semiHidden="0" w:uiPriority="72" w:unhideWhenUsed="0"/>
-    <w:lsdException w:name="Colorful Grid Accent 1" w:semiHidden="0" w:uiPriority="73" w:unhideWhenUsed="0"/>
-    <w:lsdException w:name="Light Shading Accent 2" w:semiHidden="0" w:uiPriority="60" w:unhideWhenUsed="0"/>
-    <w:lsdException w:name="Light List Accent 2" w:semiHidden="0" w:uiPriority="61" w:unhideWhenUsed="0"/>
-    <w:lsdException w:name="Light Grid Accent 2" w:semiHidden="0" w:uiPriority="62" w:unhideWhenUsed="0"/>
-    <w:lsdException w:name="Medium Shading 1 Accent 2" w:semiHidden="0" w:uiPriority="63" w:unhideWhenUsed="0"/>
-    <w:lsdException w:name="Medium Shading 2 Accent 2" w:semiHidden="0" w:uiPriority="64" w:unhideWhenUsed="0"/>
-    <w:lsdException w:name="Medium List 1 Accent 2" w:semiHidden="0" w:uiPriority="65" w:unhideWhenUsed="0"/>
-    <w:lsdException w:name="Medium List 2 Accent 2" w:semiHidden="0" w:uiPriority="66" w:unhideWhenUsed="0"/>
-    <w:lsdException w:name="Medium Grid 1 Accent 2" w:semiHidden="0" w:uiPriority="67" w:unhideWhenUsed="0"/>
-    <w:lsdException w:name="Medium Grid 2 Accent 2" w:semiHidden="0" w:uiPriority="68" w:unhideWhenUsed="0"/>
-    <w:lsdException w:name="Medium Grid 3 Accent 2" w:semiHidden="0" w:uiPriority="69" w:unhideWhenUsed="0"/>
-    <w:lsdException w:name="Dark List Accent 2" w:semiHidden="0" w:uiPriority="70" w:unhideWhenUsed="0"/>
-    <w:lsdException w:name="Colorful Shading Accent 2" w:semiHidden="0" w:uiPriority="71" w:unhideWhenUsed="0"/>
-    <w:lsdException w:name="Colorful List Accent 2" w:semiHidden="0" w:uiPriority="72" w:unhideWhenUsed="0"/>
-    <w:lsdException w:name="Colorful Grid Accent 2" w:semiHidden="0" w:uiPriority="73" w:unhideWhenUsed="0"/>
-    <w:lsdException w:name="Light Shading Accent 3" w:semiHidden="0" w:uiPriority="60" w:unhideWhenUsed="0"/>
-    <w:lsdException w:name="Light List Accent 3" w:semiHidden="0" w:uiPriority="61" w:unhideWhenUsed="0"/>
-    <w:lsdException w:name="Light Grid Accent 3" w:semiHidden="0" w:uiPriority="62" w:unhideWhenUsed="0"/>
-    <w:lsdException w:name="Medium Shading 1 Accent 3" w:semiHidden="0" w:uiPriority="63" w:unhideWhenUsed="0"/>
-    <w:lsdException w:name="Medium Shading 2 Accent 3" w:semiHidden="0" w:uiPriority="64" w:unhideWhenUsed="0"/>
-    <w:lsdException w:name="Medium List 1 Accent 3" w:semiHidden="0" w:uiPriority="65" w:unhideWhenUsed="0"/>
-    <w:lsdException w:name="Medium List 2 Accent 3" w:semiHidden="0" w:uiPriority="66" w:unhideWhenUsed="0"/>
-    <w:lsdException w:name="Medium Grid 1 Accent 3" w:semiHidden="0" w:uiPriority="67" w:unhideWhenUsed="0"/>
-    <w:lsdException w:name="Medium Grid 2 Accent 3" w:semiHidden="0" w:uiPriority="68" w:unhideWhenUsed="0"/>
-    <w:lsdException w:name="Medium Grid 3 Accent 3" w:semiHidden="0" w:uiPriority="69" w:unhideWhenUsed="0"/>
-    <w:lsdException w:name="Dark List Accent 3" w:semiHidden="0" w:uiPriority="70" w:unhideWhenUsed="0"/>
-    <w:lsdException w:name="Colorful Shading Accent 3" w:semiHidden="0" w:uiPriority="71" w:unhideWhenUsed="0"/>
-    <w:lsdException w:name="Colorful List Accent 3" w:semiHidden="0" w:uiPriority="72" w:unhideWhenUsed="0"/>
-    <w:lsdException w:name="Colorful Grid Accent 3" w:semiHidden="0" w:uiPriority="73" w:unhideWhenUsed="0"/>
-    <w:lsdException w:name="Light Shading Accent 4" w:semiHidden="0" w:uiPriority="60" w:unhideWhenUsed="0"/>
-    <w:lsdException w:name="Light List Accent 4" w:semiHidden="0" w:uiPriority="61" w:unhideWhenUsed="0"/>
-    <w:lsdException w:name="Light Grid Accent 4" w:semiHidden="0" w:uiPriority="62" w:unhideWhenUsed="0"/>
-    <w:lsdException w:name="Medium Shading 1 Accent 4" w:semiHidden="0" w:uiPriority="63" w:unhideWhenUsed="0"/>
-    <w:lsdException w:name="Medium Shading 2 Accent 4" w:semiHidden="0" w:uiPriority="64" w:unhideWhenUsed="0"/>
-    <w:lsdException w:name="Medium List 1 Accent 4" w:semiHidden="0" w:uiPriority="65" w:unhideWhenUsed="0"/>
-    <w:lsdException w:name="Medium List 2 Accent 4" w:semiHidden="0" w:uiPriority="66" w:unhideWhenUsed="0"/>
-    <w:lsdException w:name="Medium Grid 1 Accent 4" w:semiHidden="0" w:uiPriority="67" w:unhideWhenUsed="0"/>
-    <w:lsdException w:name="Medium Grid 2 Accent 4" w:semiHidden="0" w:uiPriority="68" w:unhideWhenUsed="0"/>
-    <w:lsdException w:name="Medium Grid 3 Accent 4" w:semiHidden="0" w:uiPriority="69" w:unhideWhenUsed="0"/>
-    <w:lsdException w:name="Dark List Accent 4" w:semiHidden="0" w:uiPriority="70" w:unhideWhenUsed="0"/>
-    <w:lsdException w:name="Colorful Shading Accent 4" w:semiHidden="0" w:uiPriority="71" w:unhideWhenUsed="0"/>
-    <w:lsdException w:name="Colorful List Accent 4" w:semiHidden="0" w:uiPriority="72" w:unhideWhenUsed="0"/>
-    <w:lsdException w:name="Colorful Grid Accent 4" w:semiHidden="0" w:uiPriority="73" w:unhideWhenUsed="0"/>
-    <w:lsdException w:name="Light Shading Accent 5" w:semiHidden="0" w:uiPriority="60" w:unhideWhenUsed="0"/>
-    <w:lsdException w:name="Light List Accent 5" w:semiHidden="0" w:uiPriority="61" w:unhideWhenUsed="0"/>
-    <w:lsdException w:name="Light Grid Accent 5" w:semiHidden="0" w:uiPriority="62" w:unhideWhenUsed="0"/>
-    <w:lsdException w:name="Medium Shading 1 Accent 5" w:semiHidden="0" w:uiPriority="63" w:unhideWhenUsed="0"/>
-    <w:lsdException w:name="Medium Shading 2 Accent 5" w:semiHidden="0" w:uiPriority="64" w:unhideWhenUsed="0"/>
-    <w:lsdException w:name="Medium List 1 Accent 5" w:semiHidden="0" w:uiPriority="65" w:unhideWhenUsed="0"/>
-    <w:lsdException w:name="Medium List 2 Accent 5" w:semiHidden="0" w:uiPriority="66" w:unhideWhenUsed="0"/>
-    <w:lsdException w:name="Medium Grid 1 Accent 5" w:semiHidden="0" w:uiPriority="67" w:unhideWhenUsed="0"/>
-    <w:lsdException w:name="Medium Grid 2 Accent 5" w:semiHidden="0" w:uiPriority="68" w:unhideWhenUsed="0"/>
-    <w:lsdException w:name="Medium Grid 3 Accent 5" w:semiHidden="0" w:uiPriority="69" w:unhideWhenUsed="0"/>
-    <w:lsdException w:name="Dark List Accent 5" w:semiHidden="0" w:uiPriority="70" w:unhideWhenUsed="0"/>
-    <w:lsdException w:name="Colorful Shading Accent 5" w:semiHidden="0" w:uiPriority="71" w:unhideWhenUsed="0"/>
-    <w:lsdException w:name="Colorful List Accent 5" w:semiHidden="0" w:uiPriority="72" w:unhideWhenUsed="0"/>
-    <w:lsdException w:name="Colorful Grid Accent 5" w:semiHidden="0" w:uiPriority="73" w:unhideWhenUsed="0"/>
-    <w:lsdException w:name="Light Shading Accent 6" w:semiHidden="0" w:uiPriority="60" w:unhideWhenUsed="0"/>
-    <w:lsdException w:name="Light List Accent 6" w:semiHidden="0" w:uiPriority="61" w:unhideWhenUsed="0"/>
-    <w:lsdException w:name="Light Grid Accent 6" w:semiHidden="0" w:uiPriority="62" w:unhideWhenUsed="0"/>
-    <w:lsdException w:name="Medium Shading 1 Accent 6" w:semiHidden="0" w:uiPriority="63" w:unhideWhenUsed="0"/>
-    <w:lsdException w:name="Medium Shading 2 Accent 6" w:semiHidden="0" w:uiPriority="64" w:unhideWhenUsed="0"/>
-    <w:lsdException w:name="Medium List 1 Accent 6" w:semiHidden="0" w:uiPriority="65" w:unhideWhenUsed="0"/>
-    <w:lsdException w:name="Medium List 2 Accent 6" w:semiHidden="0" w:uiPriority="66" w:unhideWhenUsed="0"/>
-    <w:lsdException w:name="Medium Grid 1 Accent 6" w:semiHidden="0" w:uiPriority="67" w:unhideWhenUsed="0"/>
-    <w:lsdException w:name="Medium Grid 2 Accent 6" w:semiHidden="0" w:uiPriority="68" w:unhideWhenUsed="0"/>
-    <w:lsdException w:name="Medium Grid 3 Accent 6" w:semiHidden="0" w:uiPriority="69" w:unhideWhenUsed="0"/>
-    <w:lsdException w:name="Dark List Accent 6" w:semiHidden="0" w:uiPriority="70" w:unhideWhenUsed="0"/>
-    <w:lsdException w:name="Colorful Shading Accent 6" w:semiHidden="0" w:uiPriority="71" w:unhideWhenUsed="0"/>
-    <w:lsdException w:name="Colorful List Accent 6" w:semiHidden="0" w:uiPriority="72" w:unhideWhenUsed="0"/>
-    <w:lsdException w:name="Colorful Grid Accent 6" w:semiHidden="0" w:uiPriority="73" w:unhideWhenUsed="0"/>
-    <w:lsdException w:name="Subtle Emphasis" w:semiHidden="0" w:uiPriority="19" w:unhideWhenUsed="0" w:qFormat="1"/>
-    <w:lsdException w:name="Intense Emphasis" w:semiHidden="0" w:uiPriority="21" w:unhideWhenUsed="0" w:qFormat="1"/>
-    <w:lsdException w:name="Subtle Reference" w:semiHidden="0" w:uiPriority="31" w:unhideWhenUsed="0" w:qFormat="1"/>
-    <w:lsdException w:name="Intense Reference" w:semiHidden="0" w:uiPriority="32" w:unhideWhenUsed="0" w:qFormat="1"/>
-    <w:lsdException w:name="Book Title" w:semiHidden="0" w:uiPriority="33" w:unhideWhenUsed="0" w:qFormat="1"/>
-    <w:lsdException w:name="Bibliography" w:uiPriority="37"/>
-    <w:lsdException w:name="TOC Heading" w:uiPriority="39" w:qFormat="1"/>
-  </w:latentStyles>
-  <w:style w:type="paragraph" w:default="1" w:styleId="Normal">
-    <w:name w:val="Normal"/>
-    <w:next w:val="Heading1"/>
-    <w:qFormat/>
-    <w:rsid w:val="007C2DDA"/>
-    <w:rPr>
-      <w:rFonts w:eastAsiaTheme="minorHAnsi"/>
-      <w:sz w:val="22"/>
-      <w:szCs w:val="22"/>
-      <w:lang w:eastAsia="en-US"/>
-    </w:rPr>
-  </w:style>
-  <w:style w:type="paragraph" w:styleId="Heading1">
-    <w:name w:val="heading 1"/>
-    <w:next w:val="Normal"/>
-    <w:link w:val="Heading1Char"/>
-    <w:uiPriority w:val="9"/>
-    <w:qFormat/>
-    <w:rsid w:val="007C2DDA"/>
-    <w:pPr>
-      <w:numPr>
-        <w:numId w:val="2"/>
-      </w:numPr>
-      <w:outlineLvl w:val="0"/>
-    </w:pPr>
-    <w:rPr>
-      <w:rFonts w:ascii="Calibri" w:eastAsiaTheme="minorHAnsi" w:hAnsi="Calibri"/>
-      <w:b/>
-      <w:sz w:val="22"/>
-      <w:szCs w:val="22"/>
-      <w:lang w:eastAsia="en-US"/>
-    </w:rPr>
-  </w:style>
-  <w:style w:type="paragraph" w:styleId="Heading2">
-    <w:name w:val="heading 2"/>
-    <w:basedOn w:val="Heading1"/>
-    <w:link w:val="Heading2Char"/>
-    <w:uiPriority w:val="9"/>
-    <w:semiHidden/>
-    <w:unhideWhenUsed/>
-    <w:qFormat/>
-    <w:rsid w:val="007C2DDA"/>
-    <w:pPr>
-      <w:keepNext/>
-      <w:keepLines/>
-      <w:numPr>
-        <w:ilvl w:val="1"/>
-      </w:numPr>
-      <w:outlineLvl w:val="1"/>
-    </w:pPr>
-    <w:rPr>
-      <w:rFonts w:asciiTheme="minorHAnsi" w:eastAsiaTheme="majorEastAsia" w:hAnsiTheme="minorHAnsi" w:cstheme="majorBidi"/>
-      <w:bCs/>
-      <w:szCs w:val="26"/>
-    </w:rPr>
-  </w:style>
-  <w:style w:type="character" w:default="1" w:styleId="DefaultParagraphFont">
-    <w:name w:val="Default Paragraph Font"/>
-    <w:uiPriority w:val="1"/>
-    <w:semiHidden/>
     <w:unhideWhenUsed/>
   </w:style>
   <w:style w:type="table" w:default="1" w:styleId="TableNormal">
@@ -2348,7 +3344,7 @@
   <a:extraClrSchemeLst/>
   <a:extLst>
     <a:ext uri="{05A4C25C-085E-4340-85A3-A5531E510DB2}">
-      <thm15:themeFamily xmlns:thm15="http://schemas.microsoft.com/office/thememl/2012/main" xmlns="" name="Office Theme" id="{62F939B6-93AF-4DB8-9C6B-D6C7DFDC589F}" vid="{4A3C46E8-61CC-4603-A589-7422A47A8E4A}"/>
+      <thm15:themeFamily xmlns:thm15="http://schemas.microsoft.com/office/thememl/2012/main" name="Office Theme" id="{62F939B6-93AF-4DB8-9C6B-D6C7DFDC589F}" vid="{4A3C46E8-61CC-4603-A589-7422A47A8E4A}"/>
     </a:ext>
   </a:extLst>
 </a:theme>
